--- a/образец отчета1.docx
+++ b/образец отчета1.docx
@@ -66,13 +66,41 @@
                 <w:lang w:val="ru-RU"/>
               </w:rPr>
             </w:pPr>
+            <w:proofErr w:type="spellStart"/>
             <w:r>
               <w:rPr>
                 <w:sz w:val="24"/>
                 <w:szCs w:val="24"/>
                 <w:lang w:val="ru-RU"/>
               </w:rPr>
-              <w:t>Кыргыз Республикасы, 720031</w:t>
+              <w:t>Кыргыз</w:t>
+            </w:r>
+            <w:proofErr w:type="spellEnd"/>
+            <w:r>
+              <w:rPr>
+                <w:sz w:val="24"/>
+                <w:szCs w:val="24"/>
+                <w:lang w:val="ru-RU"/>
+              </w:rPr>
+              <w:t xml:space="preserve"> </w:t>
+            </w:r>
+            <w:proofErr w:type="spellStart"/>
+            <w:r>
+              <w:rPr>
+                <w:sz w:val="24"/>
+                <w:szCs w:val="24"/>
+                <w:lang w:val="ru-RU"/>
+              </w:rPr>
+              <w:t>Республикасы</w:t>
+            </w:r>
+            <w:proofErr w:type="spellEnd"/>
+            <w:r>
+              <w:rPr>
+                <w:sz w:val="24"/>
+                <w:szCs w:val="24"/>
+                <w:lang w:val="ru-RU"/>
+              </w:rPr>
+              <w:t>, 720031</w:t>
             </w:r>
           </w:p>
           <w:p>
@@ -263,6 +291,7 @@
                 <w:lang w:val="ru-RU"/>
               </w:rPr>
             </w:pPr>
+            <w:proofErr w:type="spellStart"/>
             <w:r>
               <w:rPr>
                 <w:sz w:val="24"/>
@@ -270,6 +299,7 @@
               </w:rPr>
               <w:t>OcOO</w:t>
             </w:r>
+            <w:proofErr w:type="spellEnd"/>
             <w:r>
               <w:rPr>
                 <w:sz w:val="24"/>
@@ -507,13 +537,23 @@
                 <w:lang w:val="ru-RU"/>
               </w:rPr>
             </w:pPr>
+            <w:proofErr w:type="gramStart"/>
             <w:r>
               <w:rPr>
                 <w:sz w:val="24"/>
                 <w:szCs w:val="24"/>
                 <w:lang w:val="ru-RU"/>
               </w:rPr>
-              <w:t>регистрации юр.</w:t>
+              <w:t>регистрации</w:t>
+            </w:r>
+            <w:proofErr w:type="gramEnd"/>
+            <w:r>
+              <w:rPr>
+                <w:sz w:val="24"/>
+                <w:szCs w:val="24"/>
+                <w:lang w:val="ru-RU"/>
+              </w:rPr>
+              <w:t xml:space="preserve"> юр.</w:t>
             </w:r>
             <w:r>
               <w:rPr>
@@ -663,6 +703,7 @@
           <w:lang w:val="ru-RU"/>
         </w:rPr>
       </w:pPr>
+      <w:proofErr w:type="gramStart"/>
       <w:r>
         <w:rPr>
           <w:b/>
@@ -671,7 +712,18 @@
           <w:szCs w:val="36"/>
           <w:lang w:val="ru-RU"/>
         </w:rPr>
-        <w:t>об оценке движимого имущества №</w:t>
+        <w:t>об</w:t>
+      </w:r>
+      <w:proofErr w:type="gramEnd"/>
+      <w:r>
+        <w:rPr>
+          <w:b/>
+          <w:bCs/>
+          <w:sz w:val="36"/>
+          <w:szCs w:val="36"/>
+          <w:lang w:val="ru-RU"/>
+        </w:rPr>
+        <w:t xml:space="preserve"> оценке движимого имущества №</w:t>
       </w:r>
       <w:r>
         <w:rPr>
@@ -955,16 +1007,34 @@
                 <w:szCs w:val="28"/>
                 <w:lang w:val="ru-RU"/>
               </w:rPr>
-              <w:t>Определение стоимости ущерба,</w:t>
-            </w:r>
+              <w:t xml:space="preserve">Определение стоимости </w:t>
+            </w:r>
+            <w:proofErr w:type="gramStart"/>
             <w:r>
               <w:rPr>
                 <w:sz w:val="28"/>
                 <w:szCs w:val="28"/>
                 <w:lang w:val="ru-RU"/>
               </w:rPr>
+              <w:t>ущерба,</w:t>
+            </w:r>
+            <w:r>
+              <w:rPr>
+                <w:sz w:val="28"/>
+                <w:szCs w:val="28"/>
+                <w:lang w:val="ru-RU"/>
+              </w:rPr>
               <w:br/>
-              <w:t>причиненного вследствие дорожно-</w:t>
+              <w:t>причиненного</w:t>
+            </w:r>
+            <w:proofErr w:type="gramEnd"/>
+            <w:r>
+              <w:rPr>
+                <w:sz w:val="28"/>
+                <w:szCs w:val="28"/>
+                <w:lang w:val="ru-RU"/>
+              </w:rPr>
+              <w:t xml:space="preserve"> вследствие дорожно-</w:t>
             </w:r>
             <w:r>
               <w:rPr>
@@ -1070,6 +1140,7 @@
                 <w:lang w:val="ru-RU"/>
               </w:rPr>
             </w:pPr>
+            <w:proofErr w:type="spellStart"/>
             <w:r>
               <w:rPr>
                 <w:sz w:val="28"/>
@@ -1084,7 +1155,16 @@
                 <w:szCs w:val="28"/>
                 <w:lang w:val="ru-RU"/>
               </w:rPr>
-              <w:t>сОО «Гарант Оценка»</w:t>
+              <w:t>сОО</w:t>
+            </w:r>
+            <w:proofErr w:type="spellEnd"/>
+            <w:r>
+              <w:rPr>
+                <w:sz w:val="28"/>
+                <w:szCs w:val="28"/>
+                <w:lang w:val="ru-RU"/>
+              </w:rPr>
+              <w:t xml:space="preserve"> «Гарант Оценка»</w:t>
             </w:r>
           </w:p>
         </w:tc>
@@ -1423,7 +1503,21 @@
         <w:rPr>
           <w:lang w:val="ru-RU"/>
         </w:rPr>
-        <w:t>М.П.  ___________________ Лишанло А.А.</w:t>
+        <w:t xml:space="preserve">М.П.  ___________________ </w:t>
+      </w:r>
+      <w:proofErr w:type="spellStart"/>
+      <w:r>
+        <w:rPr>
+          <w:lang w:val="ru-RU"/>
+        </w:rPr>
+        <w:t>Лишанло</w:t>
+      </w:r>
+      <w:proofErr w:type="spellEnd"/>
+      <w:r>
+        <w:rPr>
+          <w:lang w:val="ru-RU"/>
+        </w:rPr>
+        <w:t xml:space="preserve"> А.А.</w:t>
       </w:r>
     </w:p>
     <w:p>
@@ -1560,7 +1654,21 @@
         <w:rPr>
           <w:lang w:val="ru-RU"/>
         </w:rPr>
-        <w:t>Директор ОсОО «Гарант Оценк</w:t>
+        <w:t xml:space="preserve">Директор </w:t>
+      </w:r>
+      <w:proofErr w:type="spellStart"/>
+      <w:r>
+        <w:rPr>
+          <w:lang w:val="ru-RU"/>
+        </w:rPr>
+        <w:t>ОсОО</w:t>
+      </w:r>
+      <w:proofErr w:type="spellEnd"/>
+      <w:r>
+        <w:rPr>
+          <w:lang w:val="ru-RU"/>
+        </w:rPr>
+        <w:t xml:space="preserve"> «Гарант Оценк</w:t>
       </w:r>
       <w:r>
         <w:rPr>
@@ -1711,7 +1819,14 @@
         <w:rPr>
           <w:lang w:val="ru-RU"/>
         </w:rPr>
-        <w:t>Основание оценки: Договор №</w:t>
+        <w:t xml:space="preserve">Основание оценки: Договор </w:t>
+      </w:r>
+      <w:proofErr w:type="gramStart"/>
+      <w:r>
+        <w:rPr>
+          <w:lang w:val="ru-RU"/>
+        </w:rPr>
+        <w:t>№</w:t>
       </w:r>
       <w:r>
         <w:rPr>
@@ -1729,7 +1844,14 @@
         <w:rPr>
           <w:lang w:val="ru-RU"/>
         </w:rPr>
-        <w:t>{{</w:t>
+        <w:t>{</w:t>
+      </w:r>
+      <w:proofErr w:type="gramEnd"/>
+      <w:r>
+        <w:rPr>
+          <w:lang w:val="ru-RU"/>
+        </w:rPr>
+        <w:t>{</w:t>
       </w:r>
       <w:r>
         <w:t>CONTRACT</w:t>
@@ -2207,7 +2329,21 @@
         <w:rPr>
           <w:lang w:val="ru-RU"/>
         </w:rPr>
-        <w:t>___________________ Лишанло А. А.</w:t>
+        <w:t xml:space="preserve">___________________ </w:t>
+      </w:r>
+      <w:proofErr w:type="spellStart"/>
+      <w:r>
+        <w:rPr>
+          <w:lang w:val="ru-RU"/>
+        </w:rPr>
+        <w:t>Лишанло</w:t>
+      </w:r>
+      <w:proofErr w:type="spellEnd"/>
+      <w:r>
+        <w:rPr>
+          <w:lang w:val="ru-RU"/>
+        </w:rPr>
+        <w:t xml:space="preserve"> А. А.</w:t>
       </w:r>
     </w:p>
     <w:p>
@@ -2229,7 +2365,21 @@
         <w:rPr>
           <w:lang w:val="ru-RU"/>
         </w:rPr>
-        <w:t>Директор ОсОО «Гарант Оценка»</w:t>
+        <w:t xml:space="preserve">Директор </w:t>
+      </w:r>
+      <w:proofErr w:type="spellStart"/>
+      <w:r>
+        <w:rPr>
+          <w:lang w:val="ru-RU"/>
+        </w:rPr>
+        <w:t>ОсОО</w:t>
+      </w:r>
+      <w:proofErr w:type="spellEnd"/>
+      <w:r>
+        <w:rPr>
+          <w:lang w:val="ru-RU"/>
+        </w:rPr>
+        <w:t xml:space="preserve"> «Гарант Оценка»</w:t>
       </w:r>
     </w:p>
     <w:p>
@@ -4137,6 +4287,7 @@
           <w:szCs w:val="24"/>
         </w:rPr>
       </w:pPr>
+      <w:proofErr w:type="spellStart"/>
       <w:r>
         <w:rPr>
           <w:rFonts w:asciiTheme="minorHAnsi" w:hAnsiTheme="minorHAnsi"/>
@@ -4146,14 +4297,10 @@
           <w:szCs w:val="24"/>
         </w:rPr>
         <w:lastRenderedPageBreak/>
-        <w:t>Общие сведения об оценке</w:t>
-      </w:r>
-      <w:bookmarkEnd w:id="1"/>
-    </w:p>
-    <w:p>
-      <w:pPr>
-        <w:pStyle w:val="22"/>
-        <w:jc w:val="center"/>
+        <w:t>Общие</w:t>
+      </w:r>
+      <w:proofErr w:type="spellEnd"/>
+      <w:r>
         <w:rPr>
           <w:rFonts w:asciiTheme="minorHAnsi" w:hAnsiTheme="minorHAnsi"/>
           <w:b/>
@@ -4161,8 +4308,9 @@
           <w:sz w:val="24"/>
           <w:szCs w:val="24"/>
         </w:rPr>
-      </w:pPr>
-      <w:bookmarkStart w:id="2" w:name="_Toc232587822"/>
+        <w:t xml:space="preserve"> </w:t>
+      </w:r>
+      <w:proofErr w:type="spellStart"/>
       <w:r>
         <w:rPr>
           <w:rFonts w:asciiTheme="minorHAnsi" w:hAnsiTheme="minorHAnsi"/>
@@ -4171,9 +4319,125 @@
           <w:sz w:val="24"/>
           <w:szCs w:val="24"/>
         </w:rPr>
-        <w:t>Задание на оценку</w:t>
+        <w:t>сведения</w:t>
+      </w:r>
+      <w:proofErr w:type="spellEnd"/>
+      <w:r>
+        <w:rPr>
+          <w:rFonts w:asciiTheme="minorHAnsi" w:hAnsiTheme="minorHAnsi"/>
+          <w:b/>
+          <w:color w:val="000000" w:themeColor="text1"/>
+          <w:sz w:val="24"/>
+          <w:szCs w:val="24"/>
+        </w:rPr>
+        <w:t xml:space="preserve"> </w:t>
+      </w:r>
+      <w:proofErr w:type="spellStart"/>
+      <w:r>
+        <w:rPr>
+          <w:rFonts w:asciiTheme="minorHAnsi" w:hAnsiTheme="minorHAnsi"/>
+          <w:b/>
+          <w:color w:val="000000" w:themeColor="text1"/>
+          <w:sz w:val="24"/>
+          <w:szCs w:val="24"/>
+        </w:rPr>
+        <w:t>об</w:t>
+      </w:r>
+      <w:proofErr w:type="spellEnd"/>
+      <w:r>
+        <w:rPr>
+          <w:rFonts w:asciiTheme="minorHAnsi" w:hAnsiTheme="minorHAnsi"/>
+          <w:b/>
+          <w:color w:val="000000" w:themeColor="text1"/>
+          <w:sz w:val="24"/>
+          <w:szCs w:val="24"/>
+        </w:rPr>
+        <w:t xml:space="preserve"> </w:t>
+      </w:r>
+      <w:proofErr w:type="spellStart"/>
+      <w:r>
+        <w:rPr>
+          <w:rFonts w:asciiTheme="minorHAnsi" w:hAnsiTheme="minorHAnsi"/>
+          <w:b/>
+          <w:color w:val="000000" w:themeColor="text1"/>
+          <w:sz w:val="24"/>
+          <w:szCs w:val="24"/>
+        </w:rPr>
+        <w:t>оценке</w:t>
+      </w:r>
+      <w:bookmarkEnd w:id="1"/>
+      <w:proofErr w:type="spellEnd"/>
+    </w:p>
+    <w:p>
+      <w:pPr>
+        <w:pStyle w:val="22"/>
+        <w:jc w:val="center"/>
+        <w:rPr>
+          <w:rFonts w:asciiTheme="minorHAnsi" w:hAnsiTheme="minorHAnsi"/>
+          <w:b/>
+          <w:color w:val="000000" w:themeColor="text1"/>
+          <w:sz w:val="24"/>
+          <w:szCs w:val="24"/>
+        </w:rPr>
+      </w:pPr>
+      <w:bookmarkStart w:id="2" w:name="_Toc232587822"/>
+      <w:proofErr w:type="spellStart"/>
+      <w:r>
+        <w:rPr>
+          <w:rFonts w:asciiTheme="minorHAnsi" w:hAnsiTheme="minorHAnsi"/>
+          <w:b/>
+          <w:color w:val="000000" w:themeColor="text1"/>
+          <w:sz w:val="24"/>
+          <w:szCs w:val="24"/>
+        </w:rPr>
+        <w:t>Задание</w:t>
+      </w:r>
+      <w:proofErr w:type="spellEnd"/>
+      <w:r>
+        <w:rPr>
+          <w:rFonts w:asciiTheme="minorHAnsi" w:hAnsiTheme="minorHAnsi"/>
+          <w:b/>
+          <w:color w:val="000000" w:themeColor="text1"/>
+          <w:sz w:val="24"/>
+          <w:szCs w:val="24"/>
+        </w:rPr>
+        <w:t xml:space="preserve"> </w:t>
+      </w:r>
+      <w:proofErr w:type="spellStart"/>
+      <w:r>
+        <w:rPr>
+          <w:rFonts w:asciiTheme="minorHAnsi" w:hAnsiTheme="minorHAnsi"/>
+          <w:b/>
+          <w:color w:val="000000" w:themeColor="text1"/>
+          <w:sz w:val="24"/>
+          <w:szCs w:val="24"/>
+        </w:rPr>
+        <w:t>на</w:t>
+      </w:r>
+      <w:proofErr w:type="spellEnd"/>
+      <w:r>
+        <w:rPr>
+          <w:rFonts w:asciiTheme="minorHAnsi" w:hAnsiTheme="minorHAnsi"/>
+          <w:b/>
+          <w:color w:val="000000" w:themeColor="text1"/>
+          <w:sz w:val="24"/>
+          <w:szCs w:val="24"/>
+        </w:rPr>
+        <w:t xml:space="preserve"> </w:t>
+      </w:r>
+      <w:proofErr w:type="spellStart"/>
+      <w:r>
+        <w:rPr>
+          <w:rFonts w:asciiTheme="minorHAnsi" w:hAnsiTheme="minorHAnsi"/>
+          <w:b/>
+          <w:color w:val="000000" w:themeColor="text1"/>
+          <w:sz w:val="24"/>
+          <w:szCs w:val="24"/>
+        </w:rPr>
+        <w:t>оценку</w:t>
       </w:r>
       <w:bookmarkEnd w:id="2"/>
+      <w:proofErr w:type="spellEnd"/>
     </w:p>
     <w:p>
       <w:pPr>
@@ -4446,6 +4710,7 @@
                 <w:lang w:val="ru-RU"/>
               </w:rPr>
             </w:pPr>
+            <w:proofErr w:type="spellStart"/>
             <w:r>
               <w:rPr>
                 <w:lang w:val="ru-RU"/>
@@ -4464,6 +4729,7 @@
               </w:rPr>
               <w:t>омер</w:t>
             </w:r>
+            <w:proofErr w:type="spellEnd"/>
             <w:r>
               <w:rPr>
                 <w:lang w:val="ru-RU"/>
@@ -4863,11 +5129,27 @@
                 <w:lang w:val="ru-RU"/>
               </w:rPr>
             </w:pPr>
-            <w:r>
-              <w:rPr>
-                <w:lang w:val="ru-RU"/>
-              </w:rPr>
-              <w:t>Полож. руля:</w:t>
+            <w:proofErr w:type="spellStart"/>
+            <w:r>
+              <w:rPr>
+                <w:lang w:val="ru-RU"/>
+              </w:rPr>
+              <w:t>Полож</w:t>
+            </w:r>
+            <w:proofErr w:type="spellEnd"/>
+            <w:proofErr w:type="gramStart"/>
+            <w:r>
+              <w:rPr>
+                <w:lang w:val="ru-RU"/>
+              </w:rPr>
+              <w:t>. руля</w:t>
+            </w:r>
+            <w:proofErr w:type="gramEnd"/>
+            <w:r>
+              <w:rPr>
+                <w:lang w:val="ru-RU"/>
+              </w:rPr>
+              <w:t>:</w:t>
             </w:r>
           </w:p>
         </w:tc>
@@ -4911,8 +5193,16 @@
               <w:rPr>
                 <w:lang w:val="ru-RU"/>
               </w:rPr>
-              <w:t>Адрес регистр.:</w:t>
-            </w:r>
+              <w:t xml:space="preserve">Адрес </w:t>
+            </w:r>
+            <w:proofErr w:type="gramStart"/>
+            <w:r>
+              <w:rPr>
+                <w:lang w:val="ru-RU"/>
+              </w:rPr>
+              <w:t>регистр.:</w:t>
+            </w:r>
+            <w:proofErr w:type="gramEnd"/>
           </w:p>
         </w:tc>
         <w:tc>
@@ -5304,11 +5594,19 @@
                 <w:lang w:val="ru-RU"/>
               </w:rPr>
             </w:pPr>
-            <w:r>
-              <w:rPr>
-                <w:lang w:val="ru-RU"/>
-              </w:rPr>
-              <w:t>ОсОО «Гарант Оценка», свидетельство о государственной регистрации юр.</w:t>
+            <w:proofErr w:type="spellStart"/>
+            <w:r>
+              <w:rPr>
+                <w:lang w:val="ru-RU"/>
+              </w:rPr>
+              <w:t>ОсОО</w:t>
+            </w:r>
+            <w:proofErr w:type="spellEnd"/>
+            <w:r>
+              <w:rPr>
+                <w:lang w:val="ru-RU"/>
+              </w:rPr>
+              <w:t xml:space="preserve"> «Гарант Оценка», свидетельство о государственной регистрации юр.</w:t>
             </w:r>
             <w:r>
               <w:rPr>
@@ -5377,7 +5675,49 @@
               <w:rPr>
                 <w:lang w:val="ru-RU"/>
               </w:rPr>
-              <w:t xml:space="preserve">Эксперт-оценщик Джунушева Изат Тыныбековна; квалификационный сертификат №0040 Министерство экономики и коммерции Кыргызской Республики «Оценщик движимого имущества второй категории» от 3 июля 2023г.  </w:t>
+              <w:t xml:space="preserve">Эксперт-оценщик </w:t>
+            </w:r>
+            <w:proofErr w:type="spellStart"/>
+            <w:r>
+              <w:rPr>
+                <w:lang w:val="ru-RU"/>
+              </w:rPr>
+              <w:t>Джунушева</w:t>
+            </w:r>
+            <w:proofErr w:type="spellEnd"/>
+            <w:r>
+              <w:rPr>
+                <w:lang w:val="ru-RU"/>
+              </w:rPr>
+              <w:t xml:space="preserve"> </w:t>
+            </w:r>
+            <w:proofErr w:type="spellStart"/>
+            <w:r>
+              <w:rPr>
+                <w:lang w:val="ru-RU"/>
+              </w:rPr>
+              <w:t>Изат</w:t>
+            </w:r>
+            <w:proofErr w:type="spellEnd"/>
+            <w:r>
+              <w:rPr>
+                <w:lang w:val="ru-RU"/>
+              </w:rPr>
+              <w:t xml:space="preserve"> </w:t>
+            </w:r>
+            <w:proofErr w:type="spellStart"/>
+            <w:r>
+              <w:rPr>
+                <w:lang w:val="ru-RU"/>
+              </w:rPr>
+              <w:t>Тыныбековна</w:t>
+            </w:r>
+            <w:proofErr w:type="spellEnd"/>
+            <w:r>
+              <w:rPr>
+                <w:lang w:val="ru-RU"/>
+              </w:rPr>
+              <w:t xml:space="preserve">; квалификационный сертификат №0040 Министерство экономики и коммерции Кыргызской Республики «Оценщик движимого имущества второй категории» от 3 июля 2023г.  </w:t>
             </w:r>
           </w:p>
         </w:tc>
@@ -6900,7 +7240,21 @@
         <w:rPr>
           <w:lang w:val="ru-RU"/>
         </w:rPr>
-        <w:t>Мной экспертом-оценщиком ОсОО «Гарант Оценка»,</w:t>
+        <w:t xml:space="preserve">Мной экспертом-оценщиком </w:t>
+      </w:r>
+      <w:proofErr w:type="spellStart"/>
+      <w:r>
+        <w:rPr>
+          <w:lang w:val="ru-RU"/>
+        </w:rPr>
+        <w:t>ОсОО</w:t>
+      </w:r>
+      <w:proofErr w:type="spellEnd"/>
+      <w:r>
+        <w:rPr>
+          <w:lang w:val="ru-RU"/>
+        </w:rPr>
+        <w:t xml:space="preserve"> «Гарант Оценка»,</w:t>
       </w:r>
     </w:p>
     <w:p>
@@ -6912,11 +7266,19 @@
           <w:lang w:val="ru-RU"/>
         </w:rPr>
       </w:pPr>
-      <w:r>
-        <w:rPr>
-          <w:lang w:val="ru-RU"/>
-        </w:rPr>
-        <w:t>произведен осмотр и описан объект оценки – транспортное средство:</w:t>
+      <w:proofErr w:type="gramStart"/>
+      <w:r>
+        <w:rPr>
+          <w:lang w:val="ru-RU"/>
+        </w:rPr>
+        <w:t>произведен</w:t>
+      </w:r>
+      <w:proofErr w:type="gramEnd"/>
+      <w:r>
+        <w:rPr>
+          <w:lang w:val="ru-RU"/>
+        </w:rPr>
+        <w:t xml:space="preserve"> осмотр и описан объект оценки – транспортное средство:</w:t>
       </w:r>
     </w:p>
     <w:p>
@@ -7081,6 +7443,7 @@
         </w:rPr>
       </w:pPr>
       <w:bookmarkStart w:id="9" w:name="_Toc232587828"/>
+      <w:proofErr w:type="spellStart"/>
       <w:r>
         <w:rPr>
           <w:rFonts w:asciiTheme="minorHAnsi" w:hAnsiTheme="minorHAnsi"/>
@@ -7092,6 +7455,7 @@
         <w:lastRenderedPageBreak/>
         <w:t>Фото</w:t>
       </w:r>
+      <w:proofErr w:type="spellEnd"/>
       <w:r>
         <w:rPr>
           <w:rFonts w:asciiTheme="minorHAnsi" w:hAnsiTheme="minorHAnsi"/>
@@ -7102,6 +7466,7 @@
         </w:rPr>
         <w:t xml:space="preserve"> </w:t>
       </w:r>
+      <w:proofErr w:type="spellStart"/>
       <w:r>
         <w:rPr>
           <w:rFonts w:asciiTheme="minorHAnsi" w:hAnsiTheme="minorHAnsi"/>
@@ -7110,8 +7475,9 @@
           <w:sz w:val="24"/>
           <w:szCs w:val="24"/>
         </w:rPr>
-        <w:t>транспортного средств</w:t>
-      </w:r>
+        <w:t>транспортного</w:t>
+      </w:r>
+      <w:proofErr w:type="spellEnd"/>
       <w:r>
         <w:rPr>
           <w:rFonts w:asciiTheme="minorHAnsi" w:hAnsiTheme="minorHAnsi"/>
@@ -7120,9 +7486,31 @@
           <w:sz w:val="24"/>
           <w:szCs w:val="24"/>
         </w:rPr>
+        <w:t xml:space="preserve"> </w:t>
+      </w:r>
+      <w:proofErr w:type="spellStart"/>
+      <w:r>
+        <w:rPr>
+          <w:rFonts w:asciiTheme="minorHAnsi" w:hAnsiTheme="minorHAnsi"/>
+          <w:b/>
+          <w:color w:val="000000" w:themeColor="text1"/>
+          <w:sz w:val="24"/>
+          <w:szCs w:val="24"/>
+        </w:rPr>
+        <w:t>средств</w:t>
+      </w:r>
+      <w:r>
+        <w:rPr>
+          <w:rFonts w:asciiTheme="minorHAnsi" w:hAnsiTheme="minorHAnsi"/>
+          <w:b/>
+          <w:color w:val="000000" w:themeColor="text1"/>
+          <w:sz w:val="24"/>
+          <w:szCs w:val="24"/>
+        </w:rPr>
         <w:t>а</w:t>
       </w:r>
       <w:bookmarkEnd w:id="9"/>
+      <w:proofErr w:type="spellEnd"/>
     </w:p>
     <w:tbl>
       <w:tblPr>
@@ -7144,7 +7532,23 @@
               <w:jc w:val="center"/>
             </w:pPr>
             <w:r>
-              <w:t xml:space="preserve">{% tr for row in photo_rows %} </w:t>
+              <w:t xml:space="preserve">{% </w:t>
+            </w:r>
+            <w:proofErr w:type="spellStart"/>
+            <w:r>
+              <w:t>tr</w:t>
+            </w:r>
+            <w:proofErr w:type="spellEnd"/>
+            <w:r>
+              <w:t xml:space="preserve"> for row in </w:t>
+            </w:r>
+            <w:proofErr w:type="spellStart"/>
+            <w:r>
+              <w:t>photo_rows</w:t>
+            </w:r>
+            <w:proofErr w:type="spellEnd"/>
+            <w:r>
+              <w:t xml:space="preserve"> %} </w:t>
             </w:r>
           </w:p>
           <w:p>
@@ -7188,10 +7592,13 @@
             <w:pPr>
               <w:jc w:val="center"/>
             </w:pPr>
+            <w:r>
+              <w:t>{% endfor</w:t>
+            </w:r>
             <w:bookmarkStart w:id="10" w:name="_GoBack"/>
             <w:bookmarkEnd w:id="10"/>
             <w:r>
-              <w:t>{% endtr %}</w:t>
+              <w:t xml:space="preserve"> %}</w:t>
             </w:r>
           </w:p>
         </w:tc>
@@ -7218,6 +7625,7 @@
         </w:rPr>
       </w:pPr>
       <w:bookmarkStart w:id="11" w:name="_Toc232587829"/>
+      <w:proofErr w:type="spellStart"/>
       <w:r>
         <w:rPr>
           <w:rFonts w:asciiTheme="minorHAnsi" w:hAnsiTheme="minorHAnsi"/>
@@ -7226,24 +7634,20 @@
           <w:sz w:val="24"/>
           <w:szCs w:val="24"/>
         </w:rPr>
-        <w:t>Расчетная часть отчета</w:t>
-      </w:r>
-      <w:bookmarkEnd w:id="11"/>
-    </w:p>
-    <w:p>
-      <w:pPr>
-        <w:pStyle w:val="22"/>
-        <w:jc w:val="center"/>
+        <w:t>Расчетная</w:t>
+      </w:r>
+      <w:proofErr w:type="spellEnd"/>
+      <w:r>
         <w:rPr>
           <w:rFonts w:asciiTheme="minorHAnsi" w:hAnsiTheme="minorHAnsi"/>
           <w:b/>
           <w:color w:val="000000" w:themeColor="text1"/>
           <w:sz w:val="24"/>
           <w:szCs w:val="24"/>
-          <w:lang w:val="ru-RU"/>
-        </w:rPr>
-      </w:pPr>
-      <w:bookmarkStart w:id="12" w:name="_Toc232587830"/>
+        </w:rPr>
+        <w:t xml:space="preserve"> </w:t>
+      </w:r>
+      <w:proofErr w:type="spellStart"/>
       <w:r>
         <w:rPr>
           <w:rFonts w:asciiTheme="minorHAnsi" w:hAnsiTheme="minorHAnsi"/>
@@ -7251,72 +7655,11 @@
           <w:color w:val="000000" w:themeColor="text1"/>
           <w:sz w:val="24"/>
           <w:szCs w:val="24"/>
-          <w:lang w:val="ru-RU"/>
-        </w:rPr>
-        <w:t>Обоснование использованных подходов и методов оценки</w:t>
-      </w:r>
-      <w:bookmarkEnd w:id="12"/>
-    </w:p>
-    <w:p>
-      <w:pPr>
-        <w:jc w:val="both"/>
-        <w:rPr>
-          <w:lang w:val="ru-RU"/>
-        </w:rPr>
-      </w:pPr>
-      <w:r>
-        <w:rPr>
-          <w:lang w:val="ru-RU"/>
-        </w:rPr>
-        <w:t>Согласно требованиям Стандартов оценки, расчет осуществляется тремя подходами: затратным, сравнительным и доходным.</w:t>
-      </w:r>
-    </w:p>
-    <w:p>
-      <w:pPr>
-        <w:jc w:val="both"/>
-        <w:rPr>
-          <w:lang w:val="ru-RU"/>
-        </w:rPr>
-      </w:pPr>
-      <w:r>
-        <w:rPr>
-          <w:lang w:val="ru-RU"/>
-        </w:rPr>
-        <w:t>Затратный подход применялся для определения стоимости затрат на восстановление в целом. Использовался метод поэлементного расчета затрат, который заключается в суммировании стоимостей отдельных элементов объекта оценки, затрат на их приобретение, транспортировку и сборку с учетом прибыли.</w:t>
-      </w:r>
-    </w:p>
-    <w:p>
-      <w:pPr>
-        <w:jc w:val="both"/>
-        <w:rPr>
-          <w:lang w:val="ru-RU"/>
-        </w:rPr>
-      </w:pPr>
-      <w:r>
-        <w:rPr>
-          <w:lang w:val="ru-RU"/>
-        </w:rPr>
-        <w:t>Сравнительный подход применялся при определении элементов затрат: стоимости единицы услуг, материалов и запчастей. Использовался метод рыночной информации, который заключается в определении стоимости имущества путем поиска и анализа информации о ценах продаж.</w:t>
-      </w:r>
-    </w:p>
-    <w:p>
-      <w:pPr>
-        <w:jc w:val="both"/>
-        <w:rPr>
-          <w:lang w:val="ru-RU"/>
-        </w:rPr>
-      </w:pPr>
-      <w:r>
-        <w:rPr>
-          <w:lang w:val="ru-RU"/>
-        </w:rPr>
-        <w:t>Доходный подход не использовался, так как при ремонте не подразумевается получение доходов ни одной из заинтересованных сторон.</w:t>
-      </w:r>
-    </w:p>
-    <w:p>
-      <w:pPr>
-        <w:pStyle w:val="22"/>
-        <w:jc w:val="center"/>
+        </w:rPr>
+        <w:t>часть</w:t>
+      </w:r>
+      <w:proofErr w:type="spellEnd"/>
+      <w:r>
         <w:rPr>
           <w:rFonts w:asciiTheme="minorHAnsi" w:hAnsiTheme="minorHAnsi"/>
           <w:b/>
@@ -7324,8 +7667,9 @@
           <w:sz w:val="24"/>
           <w:szCs w:val="24"/>
         </w:rPr>
-      </w:pPr>
-      <w:bookmarkStart w:id="13" w:name="_Toc232587831"/>
+        <w:t xml:space="preserve"> </w:t>
+      </w:r>
+      <w:proofErr w:type="spellStart"/>
       <w:r>
         <w:rPr>
           <w:rFonts w:asciiTheme="minorHAnsi" w:hAnsiTheme="minorHAnsi"/>
@@ -7334,6 +7678,115 @@
           <w:sz w:val="24"/>
           <w:szCs w:val="24"/>
         </w:rPr>
+        <w:t>отчета</w:t>
+      </w:r>
+      <w:bookmarkEnd w:id="11"/>
+      <w:proofErr w:type="spellEnd"/>
+    </w:p>
+    <w:p>
+      <w:pPr>
+        <w:pStyle w:val="22"/>
+        <w:jc w:val="center"/>
+        <w:rPr>
+          <w:rFonts w:asciiTheme="minorHAnsi" w:hAnsiTheme="minorHAnsi"/>
+          <w:b/>
+          <w:color w:val="000000" w:themeColor="text1"/>
+          <w:sz w:val="24"/>
+          <w:szCs w:val="24"/>
+          <w:lang w:val="ru-RU"/>
+        </w:rPr>
+      </w:pPr>
+      <w:bookmarkStart w:id="12" w:name="_Toc232587830"/>
+      <w:r>
+        <w:rPr>
+          <w:rFonts w:asciiTheme="minorHAnsi" w:hAnsiTheme="minorHAnsi"/>
+          <w:b/>
+          <w:color w:val="000000" w:themeColor="text1"/>
+          <w:sz w:val="24"/>
+          <w:szCs w:val="24"/>
+          <w:lang w:val="ru-RU"/>
+        </w:rPr>
+        <w:t>Обоснование использованных подходов и методов оценки</w:t>
+      </w:r>
+      <w:bookmarkEnd w:id="12"/>
+    </w:p>
+    <w:p>
+      <w:pPr>
+        <w:jc w:val="both"/>
+        <w:rPr>
+          <w:lang w:val="ru-RU"/>
+        </w:rPr>
+      </w:pPr>
+      <w:r>
+        <w:rPr>
+          <w:lang w:val="ru-RU"/>
+        </w:rPr>
+        <w:t>Согласно требованиям Стандартов оценки, расчет осуществляется тремя подходами: затратным, сравнительным и доходным.</w:t>
+      </w:r>
+    </w:p>
+    <w:p>
+      <w:pPr>
+        <w:jc w:val="both"/>
+        <w:rPr>
+          <w:lang w:val="ru-RU"/>
+        </w:rPr>
+      </w:pPr>
+      <w:r>
+        <w:rPr>
+          <w:lang w:val="ru-RU"/>
+        </w:rPr>
+        <w:t>Затратный подход применялся для определения стоимости затрат на восстановление в целом. Использовался метод поэлементного расчета затрат, который заключается в суммировании стоимостей отдельных элементов объекта оценки, затрат на их приобретение, транспортировку и сборку с учетом прибыли.</w:t>
+      </w:r>
+    </w:p>
+    <w:p>
+      <w:pPr>
+        <w:jc w:val="both"/>
+        <w:rPr>
+          <w:lang w:val="ru-RU"/>
+        </w:rPr>
+      </w:pPr>
+      <w:r>
+        <w:rPr>
+          <w:lang w:val="ru-RU"/>
+        </w:rPr>
+        <w:t>Сравнительный подход применялся при определении элементов затрат: стоимости единицы услуг, материалов и запчастей. Использовался метод рыночной информации, который заключается в определении стоимости имущества путем поиска и анализа информации о ценах продаж.</w:t>
+      </w:r>
+    </w:p>
+    <w:p>
+      <w:pPr>
+        <w:jc w:val="both"/>
+        <w:rPr>
+          <w:lang w:val="ru-RU"/>
+        </w:rPr>
+      </w:pPr>
+      <w:r>
+        <w:rPr>
+          <w:lang w:val="ru-RU"/>
+        </w:rPr>
+        <w:t>Доходный подход не использовался, так как при ремонте не подразумевается получение доходов ни одной из заинтересованных сторон.</w:t>
+      </w:r>
+    </w:p>
+    <w:p>
+      <w:pPr>
+        <w:pStyle w:val="22"/>
+        <w:jc w:val="center"/>
+        <w:rPr>
+          <w:rFonts w:asciiTheme="minorHAnsi" w:hAnsiTheme="minorHAnsi"/>
+          <w:b/>
+          <w:color w:val="000000" w:themeColor="text1"/>
+          <w:sz w:val="24"/>
+          <w:szCs w:val="24"/>
+        </w:rPr>
+      </w:pPr>
+      <w:bookmarkStart w:id="13" w:name="_Toc232587831"/>
+      <w:r>
+        <w:rPr>
+          <w:rFonts w:asciiTheme="minorHAnsi" w:hAnsiTheme="minorHAnsi"/>
+          <w:b/>
+          <w:color w:val="000000" w:themeColor="text1"/>
+          <w:sz w:val="24"/>
+          <w:szCs w:val="24"/>
+        </w:rPr>
         <w:t>Калькуляция</w:t>
       </w:r>
       <w:bookmarkEnd w:id="13"/>
@@ -7375,7 +7828,14 @@
         <w:rPr>
           <w:lang w:val="ru-RU"/>
         </w:rPr>
-        <w:t>) и стоимости устанавливаемых на объект оценки запасных частей (С</w:t>
+        <w:t>) и стоимости устанавливаемых на объект оценки запасных частей (</w:t>
+      </w:r>
+      <w:proofErr w:type="spellStart"/>
+      <w:r>
+        <w:rPr>
+          <w:lang w:val="ru-RU"/>
+        </w:rPr>
+        <w:t>С</w:t>
       </w:r>
       <w:r>
         <w:rPr>
@@ -7384,11 +7844,19 @@
         </w:rPr>
         <w:t>д</w:t>
       </w:r>
-      <w:r>
-        <w:rPr>
-          <w:lang w:val="ru-RU"/>
-        </w:rPr>
-        <w:t>) с учетом физического износа (И</w:t>
+      <w:proofErr w:type="spellEnd"/>
+      <w:r>
+        <w:rPr>
+          <w:lang w:val="ru-RU"/>
+        </w:rPr>
+        <w:t>) с учетом физического износа (</w:t>
+      </w:r>
+      <w:proofErr w:type="spellStart"/>
+      <w:r>
+        <w:rPr>
+          <w:lang w:val="ru-RU"/>
+        </w:rPr>
+        <w:t>И</w:t>
       </w:r>
       <w:r>
         <w:rPr>
@@ -7397,6 +7865,7 @@
         </w:rPr>
         <w:t>физ</w:t>
       </w:r>
+      <w:proofErr w:type="spellEnd"/>
       <w:r>
         <w:rPr>
           <w:lang w:val="ru-RU"/>
@@ -7412,6 +7881,7 @@
           <w:lang w:val="ru-RU"/>
         </w:rPr>
       </w:pPr>
+      <w:proofErr w:type="spellStart"/>
       <w:r>
         <w:rPr>
           <w:lang w:val="ru-RU"/>
@@ -7423,8 +7893,17 @@
           <w:vertAlign w:val="subscript"/>
           <w:lang w:val="ru-RU"/>
         </w:rPr>
-        <w:t xml:space="preserve">в = </w:t>
-      </w:r>
+        <w:t>в</w:t>
+      </w:r>
+      <w:proofErr w:type="spellEnd"/>
+      <w:r>
+        <w:rPr>
+          <w:vertAlign w:val="subscript"/>
+          <w:lang w:val="ru-RU"/>
+        </w:rPr>
+        <w:t xml:space="preserve"> = </w:t>
+      </w:r>
+      <w:proofErr w:type="spellStart"/>
       <w:r>
         <w:rPr>
           <w:lang w:val="ru-RU"/>
@@ -7464,6 +7943,7 @@
         </w:rPr>
         <w:t>д</w:t>
       </w:r>
+      <w:proofErr w:type="spellEnd"/>
       <w:r>
         <w:rPr>
           <w:lang w:val="ru-RU"/>
@@ -7495,7 +7975,14 @@
         <w:rPr>
           <w:lang w:val="ru-RU"/>
         </w:rPr>
-        <w:t>В данном случае физический износ (И</w:t>
+        <w:t>В данном случае физический износ (</w:t>
+      </w:r>
+      <w:proofErr w:type="spellStart"/>
+      <w:r>
+        <w:rPr>
+          <w:lang w:val="ru-RU"/>
+        </w:rPr>
+        <w:t>И</w:t>
       </w:r>
       <w:r>
         <w:rPr>
@@ -7504,11 +7991,19 @@
         </w:rPr>
         <w:t>физ</w:t>
       </w:r>
-      <w:r>
-        <w:rPr>
-          <w:lang w:val="ru-RU"/>
-        </w:rPr>
-        <w:t>) не рассчитывается, поскольку стоимость устанавливаемых деталей (С</w:t>
+      <w:proofErr w:type="spellEnd"/>
+      <w:r>
+        <w:rPr>
+          <w:lang w:val="ru-RU"/>
+        </w:rPr>
+        <w:t>) не рассчитывается, поскольку стоимость устанавливаемых деталей (</w:t>
+      </w:r>
+      <w:proofErr w:type="spellStart"/>
+      <w:r>
+        <w:rPr>
+          <w:lang w:val="ru-RU"/>
+        </w:rPr>
+        <w:t>С</w:t>
       </w:r>
       <w:r>
         <w:rPr>
@@ -7517,6 +8012,7 @@
         </w:rPr>
         <w:t>д</w:t>
       </w:r>
+      <w:proofErr w:type="spellEnd"/>
       <w:r>
         <w:rPr>
           <w:lang w:val="ru-RU"/>
@@ -7576,7 +8072,14 @@
         <w:rPr>
           <w:lang w:val="ru-RU"/>
         </w:rPr>
-        <w:t xml:space="preserve"> = Т</w:t>
+        <w:t xml:space="preserve"> = </w:t>
+      </w:r>
+      <w:proofErr w:type="spellStart"/>
+      <w:r>
+        <w:rPr>
+          <w:lang w:val="ru-RU"/>
+        </w:rPr>
+        <w:t>Т</w:t>
       </w:r>
       <w:r>
         <w:rPr>
@@ -7585,11 +8088,19 @@
         </w:rPr>
         <w:t>р</w:t>
       </w:r>
-      <w:r>
-        <w:rPr>
-          <w:lang w:val="ru-RU"/>
-        </w:rPr>
-        <w:t>× С</w:t>
+      <w:proofErr w:type="spellEnd"/>
+      <w:r>
+        <w:rPr>
+          <w:lang w:val="ru-RU"/>
+        </w:rPr>
+        <w:t xml:space="preserve">× </w:t>
+      </w:r>
+      <w:proofErr w:type="spellStart"/>
+      <w:r>
+        <w:rPr>
+          <w:lang w:val="ru-RU"/>
+        </w:rPr>
+        <w:t>С</w:t>
       </w:r>
       <w:r>
         <w:rPr>
@@ -7598,6 +8109,7 @@
         </w:rPr>
         <w:t>нч</w:t>
       </w:r>
+      <w:proofErr w:type="spellEnd"/>
       <w:r>
         <w:rPr>
           <w:lang w:val="ru-RU"/>
@@ -7612,6 +8124,7 @@
           <w:lang w:val="ru-RU"/>
         </w:rPr>
       </w:pPr>
+      <w:proofErr w:type="spellStart"/>
       <w:r>
         <w:rPr>
           <w:lang w:val="ru-RU"/>
@@ -7625,6 +8138,7 @@
         </w:rPr>
         <w:t>р</w:t>
       </w:r>
+      <w:proofErr w:type="spellEnd"/>
       <w:r>
         <w:rPr>
           <w:lang w:val="ru-RU"/>
@@ -7639,6 +8153,7 @@
           <w:lang w:val="ru-RU"/>
         </w:rPr>
       </w:pPr>
+      <w:proofErr w:type="spellStart"/>
       <w:r>
         <w:rPr>
           <w:lang w:val="ru-RU"/>
@@ -7652,6 +8167,7 @@
         </w:rPr>
         <w:t>нч</w:t>
       </w:r>
+      <w:proofErr w:type="spellEnd"/>
       <w:r>
         <w:rPr>
           <w:lang w:val="ru-RU"/>
@@ -7682,7 +8198,14 @@
         <w:rPr>
           <w:lang w:val="ru-RU"/>
         </w:rPr>
-        <w:t>Стоимость запасных частей (С</w:t>
+        <w:t>Стоимость запасных частей (</w:t>
+      </w:r>
+      <w:proofErr w:type="spellStart"/>
+      <w:r>
+        <w:rPr>
+          <w:lang w:val="ru-RU"/>
+        </w:rPr>
+        <w:t>С</w:t>
       </w:r>
       <w:r>
         <w:rPr>
@@ -7691,6 +8214,7 @@
         </w:rPr>
         <w:t>д</w:t>
       </w:r>
+      <w:proofErr w:type="spellEnd"/>
       <w:r>
         <w:rPr>
           <w:lang w:val="ru-RU"/>
@@ -7876,6 +8400,7 @@
                 <w:bCs/>
               </w:rPr>
             </w:pPr>
+            <w:proofErr w:type="spellStart"/>
             <w:r>
               <w:rPr>
                 <w:b/>
@@ -7883,6 +8408,7 @@
               </w:rPr>
               <w:t>Нормо-час</w:t>
             </w:r>
+            <w:proofErr w:type="spellEnd"/>
           </w:p>
         </w:tc>
         <w:tc>
@@ -7982,7 +8508,25 @@
                 <w:bCs/>
                 <w:lang w:val="ru-RU"/>
               </w:rPr>
-              <w:t>Бампер передн. - с/у</w:t>
+              <w:t xml:space="preserve">Бампер </w:t>
+            </w:r>
+            <w:proofErr w:type="spellStart"/>
+            <w:r>
+              <w:rPr>
+                <w:rFonts w:cs="Arial"/>
+                <w:bCs/>
+                <w:lang w:val="ru-RU"/>
+              </w:rPr>
+              <w:t>передн</w:t>
+            </w:r>
+            <w:proofErr w:type="spellEnd"/>
+            <w:r>
+              <w:rPr>
+                <w:rFonts w:cs="Arial"/>
+                <w:bCs/>
+                <w:lang w:val="ru-RU"/>
+              </w:rPr>
+              <w:t>. - с/у</w:t>
             </w:r>
           </w:p>
         </w:tc>
@@ -8092,7 +8636,25 @@
                 <w:bCs/>
                 <w:lang w:val="ru-RU"/>
               </w:rPr>
-              <w:t>Бампер передн. - ремонт</w:t>
+              <w:t xml:space="preserve">Бампер </w:t>
+            </w:r>
+            <w:proofErr w:type="spellStart"/>
+            <w:r>
+              <w:rPr>
+                <w:rFonts w:cs="Arial"/>
+                <w:bCs/>
+                <w:lang w:val="ru-RU"/>
+              </w:rPr>
+              <w:t>передн</w:t>
+            </w:r>
+            <w:proofErr w:type="spellEnd"/>
+            <w:r>
+              <w:rPr>
+                <w:rFonts w:cs="Arial"/>
+                <w:bCs/>
+                <w:lang w:val="ru-RU"/>
+              </w:rPr>
+              <w:t>. - ремонт</w:t>
             </w:r>
           </w:p>
         </w:tc>
@@ -8202,7 +8764,35 @@
                 <w:bCs/>
                 <w:lang w:val="ru-RU"/>
               </w:rPr>
-              <w:t>Фара передн. лев. - с/у замена</w:t>
+              <w:t xml:space="preserve">Фара </w:t>
+            </w:r>
+            <w:proofErr w:type="spellStart"/>
+            <w:r>
+              <w:rPr>
+                <w:rFonts w:cs="Arial"/>
+                <w:bCs/>
+                <w:lang w:val="ru-RU"/>
+              </w:rPr>
+              <w:t>передн</w:t>
+            </w:r>
+            <w:proofErr w:type="spellEnd"/>
+            <w:proofErr w:type="gramStart"/>
+            <w:r>
+              <w:rPr>
+                <w:rFonts w:cs="Arial"/>
+                <w:bCs/>
+                <w:lang w:val="ru-RU"/>
+              </w:rPr>
+              <w:t>. лев</w:t>
+            </w:r>
+            <w:proofErr w:type="gramEnd"/>
+            <w:r>
+              <w:rPr>
+                <w:rFonts w:cs="Arial"/>
+                <w:bCs/>
+                <w:lang w:val="ru-RU"/>
+              </w:rPr>
+              <w:t>. - с/у замена</w:t>
             </w:r>
           </w:p>
         </w:tc>
@@ -8422,7 +9012,35 @@
                 <w:bCs/>
                 <w:lang w:val="ru-RU"/>
               </w:rPr>
-              <w:t>Крыло передн. лев. - ремонт</w:t>
+              <w:t xml:space="preserve">Крыло </w:t>
+            </w:r>
+            <w:proofErr w:type="spellStart"/>
+            <w:r>
+              <w:rPr>
+                <w:rFonts w:cs="Arial"/>
+                <w:bCs/>
+                <w:lang w:val="ru-RU"/>
+              </w:rPr>
+              <w:t>передн</w:t>
+            </w:r>
+            <w:proofErr w:type="spellEnd"/>
+            <w:proofErr w:type="gramStart"/>
+            <w:r>
+              <w:rPr>
+                <w:rFonts w:cs="Arial"/>
+                <w:bCs/>
+                <w:lang w:val="ru-RU"/>
+              </w:rPr>
+              <w:t>. лев</w:t>
+            </w:r>
+            <w:proofErr w:type="gramEnd"/>
+            <w:r>
+              <w:rPr>
+                <w:rFonts w:cs="Arial"/>
+                <w:bCs/>
+                <w:lang w:val="ru-RU"/>
+              </w:rPr>
+              <w:t>. - ремонт</w:t>
             </w:r>
           </w:p>
         </w:tc>
@@ -8529,7 +9147,23 @@
                 <w:rFonts w:cs="Arial"/>
                 <w:lang w:val="ru-RU"/>
               </w:rPr>
-              <w:t>Бампер передн. - окраска после ремонта</w:t>
+              <w:t xml:space="preserve">Бампер </w:t>
+            </w:r>
+            <w:proofErr w:type="spellStart"/>
+            <w:r>
+              <w:rPr>
+                <w:rFonts w:cs="Arial"/>
+                <w:lang w:val="ru-RU"/>
+              </w:rPr>
+              <w:t>передн</w:t>
+            </w:r>
+            <w:proofErr w:type="spellEnd"/>
+            <w:r>
+              <w:rPr>
+                <w:rFonts w:cs="Arial"/>
+                <w:lang w:val="ru-RU"/>
+              </w:rPr>
+              <w:t>. - окраска после ремонта</w:t>
             </w:r>
           </w:p>
         </w:tc>
@@ -8642,7 +9276,32 @@
                 <w:rFonts w:cs="Arial"/>
                 <w:lang w:val="ru-RU"/>
               </w:rPr>
-              <w:t>Крыло передн. лев. - окраска после ремонта</w:t>
+              <w:t xml:space="preserve">Крыло </w:t>
+            </w:r>
+            <w:proofErr w:type="spellStart"/>
+            <w:r>
+              <w:rPr>
+                <w:rFonts w:cs="Arial"/>
+                <w:lang w:val="ru-RU"/>
+              </w:rPr>
+              <w:t>передн</w:t>
+            </w:r>
+            <w:proofErr w:type="spellEnd"/>
+            <w:proofErr w:type="gramStart"/>
+            <w:r>
+              <w:rPr>
+                <w:rFonts w:cs="Arial"/>
+                <w:lang w:val="ru-RU"/>
+              </w:rPr>
+              <w:t>. лев</w:t>
+            </w:r>
+            <w:proofErr w:type="gramEnd"/>
+            <w:r>
+              <w:rPr>
+                <w:rFonts w:cs="Arial"/>
+                <w:lang w:val="ru-RU"/>
+              </w:rPr>
+              <w:t>. - окраска после ремонта</w:t>
             </w:r>
           </w:p>
         </w:tc>
@@ -9063,7 +9722,23 @@
                 <w:rFonts w:cstheme="majorHAnsi"/>
                 <w:lang w:val="ru-RU"/>
               </w:rPr>
-              <w:t>Фара лев. в сборе</w:t>
+              <w:t>Фара лев</w:t>
+            </w:r>
+            <w:proofErr w:type="gramStart"/>
+            <w:r>
+              <w:rPr>
+                <w:rFonts w:cstheme="majorHAnsi"/>
+                <w:lang w:val="ru-RU"/>
+              </w:rPr>
+              <w:t>. в</w:t>
+            </w:r>
+            <w:proofErr w:type="gramEnd"/>
+            <w:r>
+              <w:rPr>
+                <w:rFonts w:cstheme="majorHAnsi"/>
+                <w:lang w:val="ru-RU"/>
+              </w:rPr>
+              <w:t xml:space="preserve"> сборе</w:t>
             </w:r>
           </w:p>
         </w:tc>
@@ -9329,45 +10004,85 @@
           <w:bCs/>
           <w:lang w:val="ru-RU"/>
         </w:rPr>
-        <w:t xml:space="preserve">Ссылки: в качестве информации была использована база данных ОсОО «Гарант Оценка»; интернет-ресурсы: </w:t>
-      </w:r>
+        <w:t xml:space="preserve">Ссылки: в качестве информации была использована база данных </w:t>
+      </w:r>
+      <w:proofErr w:type="spellStart"/>
       <w:r>
         <w:rPr>
           <w:rFonts w:cs="Arial"/>
           <w:bCs/>
-        </w:rPr>
-        <w:t>mashina</w:t>
-      </w:r>
+          <w:lang w:val="ru-RU"/>
+        </w:rPr>
+        <w:t>ОсОО</w:t>
+      </w:r>
+      <w:proofErr w:type="spellEnd"/>
       <w:r>
         <w:rPr>
           <w:rFonts w:cs="Arial"/>
           <w:bCs/>
           <w:lang w:val="ru-RU"/>
         </w:rPr>
-        <w:t>.</w:t>
-      </w:r>
+        <w:t xml:space="preserve"> «Гарант Оценка»; </w:t>
+      </w:r>
+      <w:proofErr w:type="spellStart"/>
       <w:r>
         <w:rPr>
           <w:rFonts w:cs="Arial"/>
           <w:bCs/>
-        </w:rPr>
-        <w:t>kg</w:t>
-      </w:r>
+          <w:lang w:val="ru-RU"/>
+        </w:rPr>
+        <w:t>интернет-ресурсы</w:t>
+      </w:r>
+      <w:proofErr w:type="spellEnd"/>
       <w:r>
         <w:rPr>
           <w:rFonts w:cs="Arial"/>
           <w:bCs/>
           <w:lang w:val="ru-RU"/>
         </w:rPr>
-        <w:t xml:space="preserve">, </w:t>
-      </w:r>
+        <w:t xml:space="preserve">: </w:t>
+      </w:r>
+      <w:proofErr w:type="spellStart"/>
       <w:r>
         <w:rPr>
           <w:rFonts w:cs="Arial"/>
           <w:bCs/>
         </w:rPr>
+        <w:t>mashina</w:t>
+      </w:r>
+      <w:proofErr w:type="spellEnd"/>
+      <w:r>
+        <w:rPr>
+          <w:rFonts w:cs="Arial"/>
+          <w:bCs/>
+          <w:lang w:val="ru-RU"/>
+        </w:rPr>
+        <w:t>.</w:t>
+      </w:r>
+      <w:r>
+        <w:rPr>
+          <w:rFonts w:cs="Arial"/>
+          <w:bCs/>
+        </w:rPr>
+        <w:t>kg</w:t>
+      </w:r>
+      <w:r>
+        <w:rPr>
+          <w:rFonts w:cs="Arial"/>
+          <w:bCs/>
+          <w:lang w:val="ru-RU"/>
+        </w:rPr>
+        <w:t xml:space="preserve">, </w:t>
+      </w:r>
+      <w:proofErr w:type="spellStart"/>
+      <w:r>
+        <w:rPr>
+          <w:rFonts w:cs="Arial"/>
+          <w:bCs/>
+        </w:rPr>
         <w:t>lalafo</w:t>
       </w:r>
+      <w:proofErr w:type="spellEnd"/>
       <w:r>
         <w:rPr>
           <w:rFonts w:cs="Arial"/>
@@ -10005,7 +10720,23 @@
                 <w:rFonts w:cs="Arial"/>
                 <w:lang w:val="ru-RU"/>
               </w:rPr>
-              <w:t>Наждачная бумага (шт)</w:t>
+              <w:t>Наждачная бумага (</w:t>
+            </w:r>
+            <w:proofErr w:type="spellStart"/>
+            <w:r>
+              <w:rPr>
+                <w:rFonts w:cs="Arial"/>
+                <w:lang w:val="ru-RU"/>
+              </w:rPr>
+              <w:t>шт</w:t>
+            </w:r>
+            <w:proofErr w:type="spellEnd"/>
+            <w:r>
+              <w:rPr>
+                <w:rFonts w:cs="Arial"/>
+                <w:lang w:val="ru-RU"/>
+              </w:rPr>
+              <w:t>)</w:t>
             </w:r>
           </w:p>
         </w:tc>
@@ -10116,7 +10847,23 @@
                 <w:rFonts w:cs="Arial"/>
                 <w:lang w:val="ru-RU"/>
               </w:rPr>
-              <w:t>Водостойкая наждачная бумага (шт)</w:t>
+              <w:t>Водостойкая наждачная бумага (</w:t>
+            </w:r>
+            <w:proofErr w:type="spellStart"/>
+            <w:r>
+              <w:rPr>
+                <w:rFonts w:cs="Arial"/>
+                <w:lang w:val="ru-RU"/>
+              </w:rPr>
+              <w:t>шт</w:t>
+            </w:r>
+            <w:proofErr w:type="spellEnd"/>
+            <w:r>
+              <w:rPr>
+                <w:rFonts w:cs="Arial"/>
+                <w:lang w:val="ru-RU"/>
+              </w:rPr>
+              <w:t>)</w:t>
             </w:r>
           </w:p>
         </w:tc>
@@ -11138,13 +11885,22 @@
           <w:bCs/>
           <w:lang w:val="ru-RU"/>
         </w:rPr>
-        <w:t xml:space="preserve"> оценщик:   </w:t>
-      </w:r>
+        <w:t xml:space="preserve"> </w:t>
+      </w:r>
+      <w:proofErr w:type="gramStart"/>
       <w:r>
         <w:rPr>
           <w:bCs/>
           <w:lang w:val="ru-RU"/>
         </w:rPr>
+        <w:t xml:space="preserve">оценщик:   </w:t>
+      </w:r>
+      <w:proofErr w:type="gramEnd"/>
+      <w:r>
+        <w:rPr>
+          <w:bCs/>
+          <w:lang w:val="ru-RU"/>
+        </w:rPr>
         <w:t xml:space="preserve">                                                                       </w:t>
       </w:r>
       <w:r>
@@ -11187,7 +11943,23 @@
           <w:bCs/>
           <w:lang w:val="ru-RU"/>
         </w:rPr>
-        <w:t>______________________Джунушева И. Т.</w:t>
+        <w:t>______________________</w:t>
+      </w:r>
+      <w:proofErr w:type="spellStart"/>
+      <w:r>
+        <w:rPr>
+          <w:bCs/>
+          <w:lang w:val="ru-RU"/>
+        </w:rPr>
+        <w:t>Джунушева</w:t>
+      </w:r>
+      <w:proofErr w:type="spellEnd"/>
+      <w:r>
+        <w:rPr>
+          <w:bCs/>
+          <w:lang w:val="ru-RU"/>
+        </w:rPr>
+        <w:t xml:space="preserve"> И. Т.</w:t>
       </w:r>
     </w:p>
     <w:p>
@@ -11223,7 +11995,21 @@
         <w:rPr>
           <w:lang w:val="ru-RU"/>
         </w:rPr>
-        <w:t>Директор ОсОО «Гарант Оценка»</w:t>
+        <w:t xml:space="preserve">Директор </w:t>
+      </w:r>
+      <w:proofErr w:type="spellStart"/>
+      <w:r>
+        <w:rPr>
+          <w:lang w:val="ru-RU"/>
+        </w:rPr>
+        <w:t>ОсОО</w:t>
+      </w:r>
+      <w:proofErr w:type="spellEnd"/>
+      <w:r>
+        <w:rPr>
+          <w:lang w:val="ru-RU"/>
+        </w:rPr>
+        <w:t xml:space="preserve"> «Гарант Оценка»</w:t>
       </w:r>
       <w:r>
         <w:rPr>
@@ -11263,11 +12049,19 @@
         </w:rPr>
         <w:t>_________________________</w:t>
       </w:r>
-      <w:r>
-        <w:rPr>
-          <w:lang w:val="ru-RU"/>
-        </w:rPr>
-        <w:t>Лишанло А.</w:t>
+      <w:proofErr w:type="spellStart"/>
+      <w:r>
+        <w:rPr>
+          <w:lang w:val="ru-RU"/>
+        </w:rPr>
+        <w:t>Лишанло</w:t>
+      </w:r>
+      <w:proofErr w:type="spellEnd"/>
+      <w:r>
+        <w:rPr>
+          <w:lang w:val="ru-RU"/>
+        </w:rPr>
+        <w:t xml:space="preserve"> А.</w:t>
       </w:r>
       <w:r>
         <w:rPr>
@@ -11298,6 +12092,7 @@
         </w:rPr>
       </w:pPr>
       <w:bookmarkStart w:id="18" w:name="_Toc232587835"/>
+      <w:proofErr w:type="spellStart"/>
       <w:r>
         <w:rPr>
           <w:rFonts w:asciiTheme="minorHAnsi" w:hAnsiTheme="minorHAnsi"/>
@@ -11310,6 +12105,7 @@
         <w:t>Приложение</w:t>
       </w:r>
       <w:bookmarkEnd w:id="18"/>
+      <w:proofErr w:type="spellEnd"/>
     </w:p>
     <w:tbl>
       <w:tblPr>
@@ -11931,7 +12727,7 @@
                               <w:szCs w:val="28"/>
                               <w:lang w:val="ru-RU"/>
                             </w:rPr>
-                            <w:t>8</w:t>
+                            <w:t>9</w:t>
                           </w:r>
                           <w:r>
                             <w:rPr>
@@ -12008,7 +12804,7 @@
                         <w:szCs w:val="28"/>
                         <w:lang w:val="ru-RU"/>
                       </w:rPr>
-                      <w:t>8</w:t>
+                      <w:t>9</w:t>
                     </w:r>
                     <w:r>
                       <w:rPr>
@@ -12220,13 +13016,23 @@
       </w:sdtPr>
       <w:sdtEndPr/>
       <w:sdtContent>
+        <w:proofErr w:type="spellStart"/>
         <w:r>
           <w:rPr>
             <w:color w:val="000000" w:themeColor="text1"/>
             <w:u w:val="single"/>
             <w:lang w:val="ru-RU"/>
           </w:rPr>
-          <w:t>ОсОО «Гарант Оценка»; г. Бишкек</w:t>
+          <w:t>ОсОО</w:t>
+        </w:r>
+        <w:proofErr w:type="spellEnd"/>
+        <w:r>
+          <w:rPr>
+            <w:color w:val="000000" w:themeColor="text1"/>
+            <w:u w:val="single"/>
+            <w:lang w:val="ru-RU"/>
+          </w:rPr>
+          <w:t xml:space="preserve"> «Гарант Оценка»; г. Бишкек</w:t>
         </w:r>
         <w:r>
           <w:rPr>
@@ -28077,7 +28883,6 @@
     <w:rsid w:val="00253956"/>
     <w:rsid w:val="00254044"/>
     <w:rsid w:val="00254B61"/>
-    <w:rsid w:val="00257E16"/>
     <w:rsid w:val="00263C5E"/>
     <w:rsid w:val="00265CCA"/>
     <w:rsid w:val="002B3E7E"/>
@@ -28261,6 +29066,7 @@
     <w:rsid w:val="00D87F05"/>
     <w:rsid w:val="00D93250"/>
     <w:rsid w:val="00DA441C"/>
+    <w:rsid w:val="00DB1566"/>
     <w:rsid w:val="00DB3F8F"/>
     <w:rsid w:val="00DC3099"/>
     <w:rsid w:val="00DC4E95"/>
@@ -29092,7 +29898,7 @@
 </file>
 
 <file path=customXml/itemProps1.xml><?xml version="1.0" encoding="utf-8"?>
-<ds:datastoreItem xmlns:ds="http://schemas.openxmlformats.org/officeDocument/2006/customXml" ds:itemID="{C87B4619-D61B-448A-BF61-9C593E5947DE}">
+<ds:datastoreItem xmlns:ds="http://schemas.openxmlformats.org/officeDocument/2006/customXml" ds:itemID="{1D92216A-ACA4-4D2F-816F-A7B14AC197A7}">
   <ds:schemaRefs>
     <ds:schemaRef ds:uri="http://schemas.openxmlformats.org/officeDocument/2006/bibliography"/>
   </ds:schemaRefs>

--- a/образец отчета1.docx
+++ b/образец отчета1.docx
@@ -7593,10 +7593,24 @@
               <w:jc w:val="center"/>
             </w:pPr>
             <w:r>
-              <w:t>{% endfor</w:t>
+              <w:t xml:space="preserve">{% </w:t>
+            </w:r>
+            <w:proofErr w:type="spellStart"/>
+            <w:r>
+              <w:t>tr</w:t>
+            </w:r>
+            <w:proofErr w:type="spellEnd"/>
+            <w:r>
+              <w:t xml:space="preserve"> </w:t>
             </w:r>
             <w:bookmarkStart w:id="10" w:name="_GoBack"/>
             <w:bookmarkEnd w:id="10"/>
+            <w:r>
+              <w:t>endfo</w:t>
+            </w:r>
+            <w:r>
+              <w:t>r</w:t>
+            </w:r>
             <w:r>
               <w:t xml:space="preserve"> %}</w:t>
             </w:r>
@@ -28845,6 +28859,7 @@
     <w:rsid w:val="00061B69"/>
     <w:rsid w:val="000732BA"/>
     <w:rsid w:val="000774B7"/>
+    <w:rsid w:val="00087FC5"/>
     <w:rsid w:val="000D1C4E"/>
     <w:rsid w:val="000D2505"/>
     <w:rsid w:val="000D4A31"/>
@@ -29066,7 +29081,6 @@
     <w:rsid w:val="00D87F05"/>
     <w:rsid w:val="00D93250"/>
     <w:rsid w:val="00DA441C"/>
-    <w:rsid w:val="00DB1566"/>
     <w:rsid w:val="00DB3F8F"/>
     <w:rsid w:val="00DC3099"/>
     <w:rsid w:val="00DC4E95"/>
@@ -29898,7 +29912,7 @@
 </file>
 
 <file path=customXml/itemProps1.xml><?xml version="1.0" encoding="utf-8"?>
-<ds:datastoreItem xmlns:ds="http://schemas.openxmlformats.org/officeDocument/2006/customXml" ds:itemID="{1D92216A-ACA4-4D2F-816F-A7B14AC197A7}">
+<ds:datastoreItem xmlns:ds="http://schemas.openxmlformats.org/officeDocument/2006/customXml" ds:itemID="{3D40142C-C355-416B-B16C-B94E08F9761C}">
   <ds:schemaRefs>
     <ds:schemaRef ds:uri="http://schemas.openxmlformats.org/officeDocument/2006/bibliography"/>
   </ds:schemaRefs>

--- a/образец отчета1.docx
+++ b/образец отчета1.docx
@@ -7530,40 +7530,43 @@
           <w:p>
             <w:pPr>
               <w:jc w:val="center"/>
+              <w:rPr>
+                <w:noProof/>
+              </w:rPr>
             </w:pPr>
-            <w:r>
-              <w:t xml:space="preserve">{% </w:t>
-            </w:r>
-            <w:proofErr w:type="spellStart"/>
-            <w:r>
-              <w:t>tr</w:t>
-            </w:r>
-            <w:proofErr w:type="spellEnd"/>
-            <w:r>
-              <w:t xml:space="preserve"> for row in </w:t>
-            </w:r>
-            <w:proofErr w:type="spellStart"/>
-            <w:r>
-              <w:t>photo_rows</w:t>
-            </w:r>
-            <w:proofErr w:type="spellEnd"/>
-            <w:r>
-              <w:t xml:space="preserve"> %} </w:t>
+            <w:bookmarkStart w:id="10" w:name="_GoBack" w:colFirst="0" w:colLast="1"/>
+            <w:r>
+              <w:rPr>
+                <w:noProof/>
+              </w:rPr>
+              <w:t>{% tr for row in photo_rows %}</w:t>
             </w:r>
           </w:p>
           <w:p>
             <w:pPr>
               <w:jc w:val="center"/>
+              <w:rPr>
+                <w:noProof/>
+              </w:rPr>
             </w:pPr>
             <w:r>
-              <w:t xml:space="preserve">{{ row.col1.img }} </w:t>
+              <w:rPr>
+                <w:noProof/>
+              </w:rPr>
+              <w:t>{{ row.col1.img }}</w:t>
             </w:r>
           </w:p>
           <w:p>
             <w:pPr>
               <w:jc w:val="center"/>
+              <w:rPr>
+                <w:noProof/>
+              </w:rPr>
             </w:pPr>
             <w:r>
+              <w:rPr>
+                <w:noProof/>
+              </w:rPr>
               <w:t>{{ row.col1.caption }}</w:t>
             </w:r>
           </w:p>
@@ -7575,48 +7578,48 @@
           <w:p>
             <w:pPr>
               <w:jc w:val="center"/>
+              <w:rPr>
+                <w:noProof/>
+              </w:rPr>
             </w:pPr>
             <w:r>
-              <w:t xml:space="preserve">{{ row.col2.img }} </w:t>
+              <w:rPr>
+                <w:noProof/>
+              </w:rPr>
+              <w:t>{{ row.col2.img }}</w:t>
             </w:r>
           </w:p>
           <w:p>
             <w:pPr>
               <w:jc w:val="center"/>
+              <w:rPr>
+                <w:noProof/>
+              </w:rPr>
             </w:pPr>
             <w:r>
-              <w:t xml:space="preserve">{{ row.col2.caption }} </w:t>
+              <w:rPr>
+                <w:noProof/>
+              </w:rPr>
+              <w:t>{{ row.col2.caption }}</w:t>
             </w:r>
           </w:p>
           <w:p>
             <w:pPr>
               <w:jc w:val="center"/>
+              <w:rPr>
+                <w:noProof/>
+              </w:rPr>
             </w:pPr>
             <w:r>
-              <w:t xml:space="preserve">{% </w:t>
-            </w:r>
-            <w:proofErr w:type="spellStart"/>
-            <w:r>
-              <w:t>tr</w:t>
-            </w:r>
-            <w:proofErr w:type="spellEnd"/>
-            <w:r>
-              <w:t xml:space="preserve"> </w:t>
-            </w:r>
-            <w:bookmarkStart w:id="10" w:name="_GoBack"/>
-            <w:bookmarkEnd w:id="10"/>
-            <w:r>
-              <w:t>endfo</w:t>
-            </w:r>
-            <w:r>
-              <w:t>r</w:t>
-            </w:r>
-            <w:r>
-              <w:t xml:space="preserve"> %}</w:t>
+              <w:rPr>
+                <w:noProof/>
+              </w:rPr>
+              <w:t>{% tr endfor %}</w:t>
             </w:r>
           </w:p>
         </w:tc>
       </w:tr>
+      <w:bookmarkEnd w:id="10"/>
     </w:tbl>
     <w:p>
       <w:pPr>
@@ -12741,7 +12744,7 @@
                               <w:szCs w:val="28"/>
                               <w:lang w:val="ru-RU"/>
                             </w:rPr>
-                            <w:t>9</w:t>
+                            <w:t>11</w:t>
                           </w:r>
                           <w:r>
                             <w:rPr>
@@ -12818,7 +12821,7 @@
                         <w:szCs w:val="28"/>
                         <w:lang w:val="ru-RU"/>
                       </w:rPr>
-                      <w:t>9</w:t>
+                      <w:t>11</w:t>
                     </w:r>
                     <w:r>
                       <w:rPr>
@@ -28859,7 +28862,6 @@
     <w:rsid w:val="00061B69"/>
     <w:rsid w:val="000732BA"/>
     <w:rsid w:val="000774B7"/>
-    <w:rsid w:val="00087FC5"/>
     <w:rsid w:val="000D1C4E"/>
     <w:rsid w:val="000D2505"/>
     <w:rsid w:val="000D4A31"/>
@@ -28885,6 +28887,7 @@
     <w:rsid w:val="001C0614"/>
     <w:rsid w:val="001C1B1F"/>
     <w:rsid w:val="001C28E0"/>
+    <w:rsid w:val="001C4C5B"/>
     <w:rsid w:val="001C6D32"/>
     <w:rsid w:val="001D38CE"/>
     <w:rsid w:val="001D4598"/>
@@ -29912,7 +29915,7 @@
 </file>
 
 <file path=customXml/itemProps1.xml><?xml version="1.0" encoding="utf-8"?>
-<ds:datastoreItem xmlns:ds="http://schemas.openxmlformats.org/officeDocument/2006/customXml" ds:itemID="{3D40142C-C355-416B-B16C-B94E08F9761C}">
+<ds:datastoreItem xmlns:ds="http://schemas.openxmlformats.org/officeDocument/2006/customXml" ds:itemID="{B8721E6D-97F2-4126-BBB0-F22C28FA67CE}">
   <ds:schemaRefs>
     <ds:schemaRef ds:uri="http://schemas.openxmlformats.org/officeDocument/2006/bibliography"/>
   </ds:schemaRefs>

--- a/образец отчета1.docx
+++ b/образец отчета1.docx
@@ -7443,6 +7443,7 @@
         </w:rPr>
       </w:pPr>
       <w:bookmarkStart w:id="9" w:name="_Toc232587828"/>
+      <w:bookmarkStart w:id="10" w:name="_GoBack"/>
       <w:proofErr w:type="spellStart"/>
       <w:r>
         <w:rPr>
@@ -7512,119 +7513,22 @@
       <w:bookmarkEnd w:id="9"/>
       <w:proofErr w:type="spellEnd"/>
     </w:p>
-    <w:tbl>
-      <w:tblPr>
-        <w:tblStyle w:val="aff1"/>
-        <w:tblW w:w="0" w:type="auto"/>
-        <w:tblLook w:val="04A0" w:firstRow="1" w:lastRow="0" w:firstColumn="1" w:lastColumn="0" w:noHBand="0" w:noVBand="1"/>
-      </w:tblPr>
-      <w:tblGrid>
-        <w:gridCol w:w="4839"/>
-        <w:gridCol w:w="4840"/>
-      </w:tblGrid>
-      <w:tr>
-        <w:tc>
-          <w:tcPr>
-            <w:tcW w:w="4839" w:type="dxa"/>
-          </w:tcPr>
-          <w:p>
-            <w:pPr>
-              <w:jc w:val="center"/>
-              <w:rPr>
-                <w:noProof/>
-              </w:rPr>
-            </w:pPr>
-            <w:bookmarkStart w:id="10" w:name="_GoBack" w:colFirst="0" w:colLast="1"/>
-            <w:r>
-              <w:rPr>
-                <w:noProof/>
-              </w:rPr>
-              <w:t>{% tr for row in photo_rows %}</w:t>
-            </w:r>
-          </w:p>
-          <w:p>
-            <w:pPr>
-              <w:jc w:val="center"/>
-              <w:rPr>
-                <w:noProof/>
-              </w:rPr>
-            </w:pPr>
-            <w:r>
-              <w:rPr>
-                <w:noProof/>
-              </w:rPr>
-              <w:t>{{ row.col1.img }}</w:t>
-            </w:r>
-          </w:p>
-          <w:p>
-            <w:pPr>
-              <w:jc w:val="center"/>
-              <w:rPr>
-                <w:noProof/>
-              </w:rPr>
-            </w:pPr>
-            <w:r>
-              <w:rPr>
-                <w:noProof/>
-              </w:rPr>
-              <w:t>{{ row.col1.caption }}</w:t>
-            </w:r>
-          </w:p>
-        </w:tc>
-        <w:tc>
-          <w:tcPr>
-            <w:tcW w:w="4840" w:type="dxa"/>
-          </w:tcPr>
-          <w:p>
-            <w:pPr>
-              <w:jc w:val="center"/>
-              <w:rPr>
-                <w:noProof/>
-              </w:rPr>
-            </w:pPr>
-            <w:r>
-              <w:rPr>
-                <w:noProof/>
-              </w:rPr>
-              <w:t>{{ row.col2.img }}</w:t>
-            </w:r>
-          </w:p>
-          <w:p>
-            <w:pPr>
-              <w:jc w:val="center"/>
-              <w:rPr>
-                <w:noProof/>
-              </w:rPr>
-            </w:pPr>
-            <w:r>
-              <w:rPr>
-                <w:noProof/>
-              </w:rPr>
-              <w:t>{{ row.col2.caption }}</w:t>
-            </w:r>
-          </w:p>
-          <w:p>
-            <w:pPr>
-              <w:jc w:val="center"/>
-              <w:rPr>
-                <w:noProof/>
-              </w:rPr>
-            </w:pPr>
-            <w:r>
-              <w:rPr>
-                <w:noProof/>
-              </w:rPr>
-              <w:t>{% tr endfor %}</w:t>
-            </w:r>
-          </w:p>
-        </w:tc>
-      </w:tr>
-      <w:bookmarkEnd w:id="10"/>
-    </w:tbl>
+    <w:bookmarkEnd w:id="10"/>
     <w:p>
       <w:pPr>
         <w:jc w:val="center"/>
       </w:pPr>
+      <w:r>
+        <w:t>{</w:t>
+      </w:r>
+      <w:proofErr w:type="gramStart"/>
+      <w:r>
+        <w:t>{ PHOTO</w:t>
+      </w:r>
+      <w:proofErr w:type="gramEnd"/>
+      <w:r>
+        <w:t>_TABLE }}</w:t>
+      </w:r>
     </w:p>
     <w:p>
       <w:pPr>
@@ -8302,7 +8206,6 @@
           <w:sz w:val="24"/>
           <w:szCs w:val="24"/>
         </w:rPr>
-        <w:lastRenderedPageBreak/>
         <w:t>Смета на ремонт автомашины</w:t>
       </w:r>
       <w:bookmarkEnd w:id="14"/>
@@ -8375,6 +8278,7 @@
                 <w:bCs/>
                 <w:lang w:val="ru-RU"/>
               </w:rPr>
+              <w:lastRenderedPageBreak/>
               <w:t>№</w:t>
             </w:r>
           </w:p>
@@ -12744,7 +12648,7 @@
                               <w:szCs w:val="28"/>
                               <w:lang w:val="ru-RU"/>
                             </w:rPr>
-                            <w:t>11</w:t>
+                            <w:t>9</w:t>
                           </w:r>
                           <w:r>
                             <w:rPr>
@@ -12821,7 +12725,7 @@
                         <w:szCs w:val="28"/>
                         <w:lang w:val="ru-RU"/>
                       </w:rPr>
-                      <w:t>11</w:t>
+                      <w:t>9</w:t>
                     </w:r>
                     <w:r>
                       <w:rPr>
@@ -28887,7 +28791,6 @@
     <w:rsid w:val="001C0614"/>
     <w:rsid w:val="001C1B1F"/>
     <w:rsid w:val="001C28E0"/>
-    <w:rsid w:val="001C4C5B"/>
     <w:rsid w:val="001C6D32"/>
     <w:rsid w:val="001D38CE"/>
     <w:rsid w:val="001D4598"/>
@@ -28976,6 +28879,7 @@
     <w:rsid w:val="00680C20"/>
     <w:rsid w:val="00682B6F"/>
     <w:rsid w:val="006927C8"/>
+    <w:rsid w:val="006B194E"/>
     <w:rsid w:val="006C34C1"/>
     <w:rsid w:val="006C52CB"/>
     <w:rsid w:val="00700428"/>
@@ -29915,7 +29819,7 @@
 </file>
 
 <file path=customXml/itemProps1.xml><?xml version="1.0" encoding="utf-8"?>
-<ds:datastoreItem xmlns:ds="http://schemas.openxmlformats.org/officeDocument/2006/customXml" ds:itemID="{B8721E6D-97F2-4126-BBB0-F22C28FA67CE}">
+<ds:datastoreItem xmlns:ds="http://schemas.openxmlformats.org/officeDocument/2006/customXml" ds:itemID="{33AF2FE7-1596-469A-90E6-6938C4FD31E6}">
   <ds:schemaRefs>
     <ds:schemaRef ds:uri="http://schemas.openxmlformats.org/officeDocument/2006/bibliography"/>
   </ds:schemaRefs>

--- a/образец отчета1.docx
+++ b/образец отчета1.docx
@@ -175,7 +175,7 @@
                     </wp:anchor>
                   </w:drawing>
                 </mc:Choice>
-                <mc:Fallback xmlns:cx="http://schemas.microsoft.com/office/drawing/2014/chartex" xmlns:cx1="http://schemas.microsoft.com/office/drawing/2015/9/8/chartex" xmlns:cx2="http://schemas.microsoft.com/office/drawing/2015/10/21/chartex" xmlns:cx3="http://schemas.microsoft.com/office/drawing/2016/5/9/chartex" xmlns:cx4="http://schemas.microsoft.com/office/drawing/2016/5/10/chartex" xmlns:cx5="http://schemas.microsoft.com/office/drawing/2016/5/11/chartex" xmlns:cx6="http://schemas.microsoft.com/office/drawing/2016/5/12/chartex" xmlns:cx7="http://schemas.microsoft.com/office/drawing/2016/5/13/chartex" xmlns:cx8="http://schemas.microsoft.com/office/drawing/2016/5/14/chartex" xmlns:aink="http://schemas.microsoft.com/office/drawing/2016/ink" xmlns:am3d="http://schemas.microsoft.com/office/drawing/2017/model3d" xmlns:oel="http://schemas.microsoft.com/office/2019/extlst" xmlns:w16cex="http://schemas.microsoft.com/office/word/2018/wordml/cex" xmlns:w16cid="http://schemas.microsoft.com/office/word/2016/wordml/cid" xmlns:w16="http://schemas.microsoft.com/office/word/2018/wordml" xmlns:w16du="http://schemas.microsoft.com/office/word/2023/wordml/word16du" xmlns:w16sdtdh="http://schemas.microsoft.com/office/word/2020/wordml/sdtdatahash" xmlns:w16sdtfl="http://schemas.microsoft.com/office/word/2024/wordml/sdtformatlock" xmlns:w16se="http://schemas.microsoft.com/office/word/2015/wordml/symex">
+                <mc:Fallback xmlns:w16se="http://schemas.microsoft.com/office/word/2015/wordml/symex" xmlns:w16sdtfl="http://schemas.microsoft.com/office/word/2024/wordml/sdtformatlock" xmlns:w16sdtdh="http://schemas.microsoft.com/office/word/2020/wordml/sdtdatahash" xmlns:w16du="http://schemas.microsoft.com/office/word/2023/wordml/word16du" xmlns:w16="http://schemas.microsoft.com/office/word/2018/wordml" xmlns:w16cid="http://schemas.microsoft.com/office/word/2016/wordml/cid" xmlns:w16cex="http://schemas.microsoft.com/office/word/2018/wordml/cex" xmlns:oel="http://schemas.microsoft.com/office/2019/extlst" xmlns:am3d="http://schemas.microsoft.com/office/drawing/2017/model3d" xmlns:aink="http://schemas.microsoft.com/office/drawing/2016/ink" xmlns:cx8="http://schemas.microsoft.com/office/drawing/2016/5/14/chartex" xmlns:cx7="http://schemas.microsoft.com/office/drawing/2016/5/13/chartex" xmlns:cx6="http://schemas.microsoft.com/office/drawing/2016/5/12/chartex" xmlns:cx5="http://schemas.microsoft.com/office/drawing/2016/5/11/chartex" xmlns:cx4="http://schemas.microsoft.com/office/drawing/2016/5/10/chartex" xmlns:cx3="http://schemas.microsoft.com/office/drawing/2016/5/9/chartex" xmlns:cx2="http://schemas.microsoft.com/office/drawing/2015/10/21/chartex" xmlns:cx1="http://schemas.microsoft.com/office/drawing/2015/9/8/chartex" xmlns:cx="http://schemas.microsoft.com/office/drawing/2014/chartex">
                   <w:pict>
                     <v:line w14:anchorId="0ABD3141" id="Прямая соединительная линия 3" o:spid="_x0000_s1026" style="position:absolute;flip:y;z-index:251675648;visibility:visible;mso-wrap-style:square;mso-width-percent:0;mso-height-percent:0;mso-wrap-distance-left:9pt;mso-wrap-distance-top:0;mso-wrap-distance-right:9pt;mso-wrap-distance-bottom:0;mso-position-horizontal:absolute;mso-position-horizontal-relative:text;mso-position-vertical:absolute;mso-position-vertical-relative:text;mso-width-percent:0;mso-height-percent:0;mso-width-relative:margin;mso-height-relative:margin" from="37.35pt,16.85pt" to="228.8pt,16.85pt" o:gfxdata="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" strokecolor="black [3040]"/>
                   </w:pict>
@@ -401,7 +401,7 @@
                     </wp:anchor>
                   </w:drawing>
                 </mc:Choice>
-                <mc:Fallback xmlns:cx="http://schemas.microsoft.com/office/drawing/2014/chartex" xmlns:cx1="http://schemas.microsoft.com/office/drawing/2015/9/8/chartex" xmlns:cx2="http://schemas.microsoft.com/office/drawing/2015/10/21/chartex" xmlns:cx3="http://schemas.microsoft.com/office/drawing/2016/5/9/chartex" xmlns:cx4="http://schemas.microsoft.com/office/drawing/2016/5/10/chartex" xmlns:cx5="http://schemas.microsoft.com/office/drawing/2016/5/11/chartex" xmlns:cx6="http://schemas.microsoft.com/office/drawing/2016/5/12/chartex" xmlns:cx7="http://schemas.microsoft.com/office/drawing/2016/5/13/chartex" xmlns:cx8="http://schemas.microsoft.com/office/drawing/2016/5/14/chartex" xmlns:aink="http://schemas.microsoft.com/office/drawing/2016/ink" xmlns:am3d="http://schemas.microsoft.com/office/drawing/2017/model3d" xmlns:oel="http://schemas.microsoft.com/office/2019/extlst" xmlns:w16cex="http://schemas.microsoft.com/office/word/2018/wordml/cex" xmlns:w16cid="http://schemas.microsoft.com/office/word/2016/wordml/cid" xmlns:w16="http://schemas.microsoft.com/office/word/2018/wordml" xmlns:w16du="http://schemas.microsoft.com/office/word/2023/wordml/word16du" xmlns:w16sdtdh="http://schemas.microsoft.com/office/word/2020/wordml/sdtdatahash" xmlns:w16sdtfl="http://schemas.microsoft.com/office/word/2024/wordml/sdtformatlock" xmlns:w16se="http://schemas.microsoft.com/office/word/2015/wordml/symex">
+                <mc:Fallback xmlns:w16se="http://schemas.microsoft.com/office/word/2015/wordml/symex" xmlns:w16sdtfl="http://schemas.microsoft.com/office/word/2024/wordml/sdtformatlock" xmlns:w16sdtdh="http://schemas.microsoft.com/office/word/2020/wordml/sdtdatahash" xmlns:w16du="http://schemas.microsoft.com/office/word/2023/wordml/word16du" xmlns:w16="http://schemas.microsoft.com/office/word/2018/wordml" xmlns:w16cid="http://schemas.microsoft.com/office/word/2016/wordml/cid" xmlns:w16cex="http://schemas.microsoft.com/office/word/2018/wordml/cex" xmlns:oel="http://schemas.microsoft.com/office/2019/extlst" xmlns:am3d="http://schemas.microsoft.com/office/drawing/2017/model3d" xmlns:aink="http://schemas.microsoft.com/office/drawing/2016/ink" xmlns:cx8="http://schemas.microsoft.com/office/drawing/2016/5/14/chartex" xmlns:cx7="http://schemas.microsoft.com/office/drawing/2016/5/13/chartex" xmlns:cx6="http://schemas.microsoft.com/office/drawing/2016/5/12/chartex" xmlns:cx5="http://schemas.microsoft.com/office/drawing/2016/5/11/chartex" xmlns:cx4="http://schemas.microsoft.com/office/drawing/2016/5/10/chartex" xmlns:cx3="http://schemas.microsoft.com/office/drawing/2016/5/9/chartex" xmlns:cx2="http://schemas.microsoft.com/office/drawing/2015/10/21/chartex" xmlns:cx1="http://schemas.microsoft.com/office/drawing/2015/9/8/chartex" xmlns:cx="http://schemas.microsoft.com/office/drawing/2014/chartex">
                   <w:pict>
                     <v:line w14:anchorId="494DE7B4" id="Прямая соединительная линия 2" o:spid="_x0000_s1026" style="position:absolute;flip:y;z-index:251674624;visibility:visible;mso-wrap-style:square;mso-width-percent:0;mso-height-percent:0;mso-wrap-distance-left:9pt;mso-wrap-distance-top:0;mso-wrap-distance-right:9pt;mso-wrap-distance-bottom:0;mso-position-horizontal:absolute;mso-position-horizontal-relative:text;mso-position-vertical:absolute;mso-position-vertical-relative:text;mso-width-percent:0;mso-height-percent:0;mso-width-relative:margin;mso-height-relative:margin" from="-24.25pt,16.85pt" to="185.75pt,16.85pt" o:gfxdata="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" strokecolor="black [3040]"/>
                   </w:pict>
@@ -724,16 +724,6 @@
           <w:lang w:val="ru-RU"/>
         </w:rPr>
         <w:t xml:space="preserve"> оценке движимого имущества №</w:t>
-      </w:r>
-      <w:r>
-        <w:rPr>
-          <w:b/>
-          <w:bCs/>
-          <w:sz w:val="36"/>
-          <w:szCs w:val="36"/>
-          <w:lang w:val="ru-RU"/>
-        </w:rPr>
-        <w:t xml:space="preserve"> </w:t>
       </w:r>
       <w:r>
         <w:rPr>
@@ -1589,7 +1579,7 @@
               </wp:anchor>
             </w:drawing>
           </mc:Choice>
-          <mc:Fallback xmlns:cx="http://schemas.microsoft.com/office/drawing/2014/chartex" xmlns:cx1="http://schemas.microsoft.com/office/drawing/2015/9/8/chartex" xmlns:cx2="http://schemas.microsoft.com/office/drawing/2015/10/21/chartex" xmlns:cx3="http://schemas.microsoft.com/office/drawing/2016/5/9/chartex" xmlns:cx4="http://schemas.microsoft.com/office/drawing/2016/5/10/chartex" xmlns:cx5="http://schemas.microsoft.com/office/drawing/2016/5/11/chartex" xmlns:cx6="http://schemas.microsoft.com/office/drawing/2016/5/12/chartex" xmlns:cx7="http://schemas.microsoft.com/office/drawing/2016/5/13/chartex" xmlns:cx8="http://schemas.microsoft.com/office/drawing/2016/5/14/chartex" xmlns:aink="http://schemas.microsoft.com/office/drawing/2016/ink" xmlns:am3d="http://schemas.microsoft.com/office/drawing/2017/model3d" xmlns:oel="http://schemas.microsoft.com/office/2019/extlst" xmlns:w16cex="http://schemas.microsoft.com/office/word/2018/wordml/cex" xmlns:w16cid="http://schemas.microsoft.com/office/word/2016/wordml/cid" xmlns:w16="http://schemas.microsoft.com/office/word/2018/wordml" xmlns:w16du="http://schemas.microsoft.com/office/word/2023/wordml/word16du" xmlns:w16sdtdh="http://schemas.microsoft.com/office/word/2020/wordml/sdtdatahash" xmlns:w16sdtfl="http://schemas.microsoft.com/office/word/2024/wordml/sdtformatlock" xmlns:w16se="http://schemas.microsoft.com/office/word/2015/wordml/symex">
+          <mc:Fallback xmlns:w16se="http://schemas.microsoft.com/office/word/2015/wordml/symex" xmlns:w16sdtfl="http://schemas.microsoft.com/office/word/2024/wordml/sdtformatlock" xmlns:w16sdtdh="http://schemas.microsoft.com/office/word/2020/wordml/sdtdatahash" xmlns:w16du="http://schemas.microsoft.com/office/word/2023/wordml/word16du" xmlns:w16="http://schemas.microsoft.com/office/word/2018/wordml" xmlns:w16cid="http://schemas.microsoft.com/office/word/2016/wordml/cid" xmlns:w16cex="http://schemas.microsoft.com/office/word/2018/wordml/cex" xmlns:oel="http://schemas.microsoft.com/office/2019/extlst" xmlns:am3d="http://schemas.microsoft.com/office/drawing/2017/model3d" xmlns:aink="http://schemas.microsoft.com/office/drawing/2016/ink" xmlns:cx8="http://schemas.microsoft.com/office/drawing/2016/5/14/chartex" xmlns:cx7="http://schemas.microsoft.com/office/drawing/2016/5/13/chartex" xmlns:cx6="http://schemas.microsoft.com/office/drawing/2016/5/12/chartex" xmlns:cx5="http://schemas.microsoft.com/office/drawing/2016/5/11/chartex" xmlns:cx4="http://schemas.microsoft.com/office/drawing/2016/5/10/chartex" xmlns:cx3="http://schemas.microsoft.com/office/drawing/2016/5/9/chartex" xmlns:cx2="http://schemas.microsoft.com/office/drawing/2015/10/21/chartex" xmlns:cx1="http://schemas.microsoft.com/office/drawing/2015/9/8/chartex" xmlns:cx="http://schemas.microsoft.com/office/drawing/2014/chartex">
             <w:pict>
               <v:line w14:anchorId="18F08F31" id="Прямая соединительная линия 6" o:spid="_x0000_s1026" style="position:absolute;flip:y;z-index:251668480;visibility:visible;mso-wrap-style:square;mso-width-percent:0;mso-height-percent:0;mso-wrap-distance-left:9pt;mso-wrap-distance-top:0;mso-wrap-distance-right:9pt;mso-wrap-distance-bottom:0;mso-position-horizontal:absolute;mso-position-horizontal-relative:text;mso-position-vertical:absolute;mso-position-vertical-relative:text;mso-width-percent:0;mso-height-percent:0;mso-width-relative:margin;mso-height-relative:margin" from="1.55pt,41.5pt" to="474.8pt,41.5pt" o:gfxdata="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" strokecolor="black [3040]"/>
             </w:pict>
@@ -1720,12 +1710,6 @@
         <w:rPr>
           <w:lang w:val="ru-RU"/>
         </w:rPr>
-        <w:t xml:space="preserve"> </w:t>
-      </w:r>
-      <w:r>
-        <w:rPr>
-          <w:lang w:val="ru-RU"/>
-        </w:rPr>
         <w:t>{{</w:t>
       </w:r>
       <w:r>
@@ -1819,14 +1803,31 @@
         <w:rPr>
           <w:lang w:val="ru-RU"/>
         </w:rPr>
-        <w:t xml:space="preserve">Основание оценки: Договор </w:t>
-      </w:r>
-      <w:proofErr w:type="gramStart"/>
-      <w:r>
-        <w:rPr>
-          <w:lang w:val="ru-RU"/>
-        </w:rPr>
-        <w:t>№</w:t>
+        <w:t>Основание оценки: Договор №</w:t>
+      </w:r>
+      <w:r>
+        <w:rPr>
+          <w:lang w:val="ru-RU"/>
+        </w:rPr>
+        <w:t>{{</w:t>
+      </w:r>
+      <w:r>
+        <w:t>CONTRACT</w:t>
+      </w:r>
+      <w:r>
+        <w:rPr>
+          <w:lang w:val="ru-RU"/>
+        </w:rPr>
+        <w:t>_</w:t>
+      </w:r>
+      <w:r>
+        <w:t>NUM</w:t>
+      </w:r>
+      <w:r>
+        <w:rPr>
+          <w:lang w:val="ru-RU"/>
+        </w:rPr>
+        <w:t>}}</w:t>
       </w:r>
       <w:r>
         <w:rPr>
@@ -1838,56 +1839,7 @@
         <w:rPr>
           <w:lang w:val="ru-RU"/>
         </w:rPr>
-        <w:t xml:space="preserve"> </w:t>
-      </w:r>
-      <w:r>
-        <w:rPr>
-          <w:lang w:val="ru-RU"/>
-        </w:rPr>
-        <w:t>{</w:t>
-      </w:r>
-      <w:proofErr w:type="gramEnd"/>
-      <w:r>
-        <w:rPr>
-          <w:lang w:val="ru-RU"/>
-        </w:rPr>
-        <w:t>{</w:t>
-      </w:r>
-      <w:r>
-        <w:t>CONTRACT</w:t>
-      </w:r>
-      <w:r>
-        <w:rPr>
-          <w:lang w:val="ru-RU"/>
-        </w:rPr>
-        <w:t>_</w:t>
-      </w:r>
-      <w:r>
-        <w:t>NUM</w:t>
-      </w:r>
-      <w:r>
-        <w:rPr>
-          <w:lang w:val="ru-RU"/>
-        </w:rPr>
-        <w:t>}}</w:t>
-      </w:r>
-      <w:r>
-        <w:rPr>
-          <w:lang w:val="ru-RU"/>
-        </w:rPr>
-        <w:t xml:space="preserve"> </w:t>
-      </w:r>
-      <w:r>
-        <w:rPr>
-          <w:lang w:val="ru-RU"/>
-        </w:rPr>
         <w:t>от</w:t>
-      </w:r>
-      <w:r>
-        <w:rPr>
-          <w:lang w:val="ru-RU"/>
-        </w:rPr>
-        <w:t xml:space="preserve"> </w:t>
       </w:r>
       <w:r>
         <w:rPr>
@@ -2019,6 +1971,7 @@
         </w:rPr>
         <w:t xml:space="preserve"> </w:t>
       </w:r>
+      <w:proofErr w:type="gramStart"/>
       <w:r>
         <w:rPr>
           <w:lang w:val="ru-RU"/>
@@ -2048,13 +2001,14 @@
         <w:rPr>
           <w:lang w:val="ru-RU"/>
         </w:rPr>
-        <w:t xml:space="preserve"> </w:t>
-      </w:r>
-      <w:r>
-        <w:rPr>
-          <w:lang w:val="ru-RU"/>
-        </w:rPr>
-        <w:t>{{</w:t>
+        <w:t>{</w:t>
+      </w:r>
+      <w:proofErr w:type="gramEnd"/>
+      <w:r>
+        <w:rPr>
+          <w:lang w:val="ru-RU"/>
+        </w:rPr>
+        <w:t>{</w:t>
       </w:r>
       <w:r>
         <w:t>REG</w:t>
@@ -4674,12 +4628,6 @@
               <w:rPr>
                 <w:lang w:val="ru-RU"/>
               </w:rPr>
-              <w:t xml:space="preserve"> </w:t>
-            </w:r>
-            <w:r>
-              <w:rPr>
-                <w:lang w:val="ru-RU"/>
-              </w:rPr>
               <w:t>{{</w:t>
             </w:r>
             <w:r>
@@ -4711,6 +4659,7 @@
               </w:rPr>
             </w:pPr>
             <w:proofErr w:type="spellStart"/>
+            <w:proofErr w:type="gramStart"/>
             <w:r>
               <w:rPr>
                 <w:lang w:val="ru-RU"/>
@@ -4740,7 +4689,14 @@
               <w:rPr>
                 <w:lang w:val="ru-RU"/>
               </w:rPr>
-              <w:t xml:space="preserve"> {{</w:t>
+              <w:t>{</w:t>
+            </w:r>
+            <w:proofErr w:type="gramEnd"/>
+            <w:r>
+              <w:rPr>
+                <w:lang w:val="ru-RU"/>
+              </w:rPr>
+              <w:t>{</w:t>
             </w:r>
             <w:r>
               <w:t>REG</w:t>
@@ -7303,6 +7259,10 @@
     <w:p>
       <w:pPr>
         <w:pStyle w:val="ae"/>
+        <w:numPr>
+          <w:ilvl w:val="0"/>
+          <w:numId w:val="36"/>
+        </w:numPr>
         <w:spacing w:line="240" w:lineRule="auto"/>
         <w:ind w:left="0"/>
         <w:jc w:val="both"/>
@@ -7359,8 +7319,13 @@
     <w:p>
       <w:pPr>
         <w:pStyle w:val="ae"/>
+        <w:numPr>
+          <w:ilvl w:val="0"/>
+          <w:numId w:val="37"/>
+        </w:numPr>
         <w:spacing w:line="240" w:lineRule="auto"/>
         <w:ind w:left="0"/>
+        <w:jc w:val="both"/>
         <w:rPr>
           <w:lang w:val="ru-RU"/>
         </w:rPr>
@@ -7443,7 +7408,6 @@
         </w:rPr>
       </w:pPr>
       <w:bookmarkStart w:id="9" w:name="_Toc232587828"/>
-      <w:bookmarkStart w:id="10" w:name="_GoBack"/>
       <w:proofErr w:type="spellStart"/>
       <w:r>
         <w:rPr>
@@ -7513,7 +7477,6 @@
       <w:bookmarkEnd w:id="9"/>
       <w:proofErr w:type="spellEnd"/>
     </w:p>
-    <w:bookmarkEnd w:id="10"/>
     <w:p>
       <w:pPr>
         <w:jc w:val="center"/>
@@ -7545,7 +7508,7 @@
           <w:szCs w:val="24"/>
         </w:rPr>
       </w:pPr>
-      <w:bookmarkStart w:id="11" w:name="_Toc232587829"/>
+      <w:bookmarkStart w:id="10" w:name="_Toc232587829"/>
       <w:proofErr w:type="spellStart"/>
       <w:r>
         <w:rPr>
@@ -7601,7 +7564,7 @@
         </w:rPr>
         <w:t>отчета</w:t>
       </w:r>
-      <w:bookmarkEnd w:id="11"/>
+      <w:bookmarkEnd w:id="10"/>
       <w:proofErr w:type="spellEnd"/>
     </w:p>
     <w:p>
@@ -7617,7 +7580,7 @@
           <w:lang w:val="ru-RU"/>
         </w:rPr>
       </w:pPr>
-      <w:bookmarkStart w:id="12" w:name="_Toc232587830"/>
+      <w:bookmarkStart w:id="11" w:name="_Toc232587830"/>
       <w:r>
         <w:rPr>
           <w:rFonts w:asciiTheme="minorHAnsi" w:hAnsiTheme="minorHAnsi"/>
@@ -7629,7 +7592,7 @@
         </w:rPr>
         <w:t>Обоснование использованных подходов и методов оценки</w:t>
       </w:r>
-      <w:bookmarkEnd w:id="12"/>
+      <w:bookmarkEnd w:id="11"/>
     </w:p>
     <w:p>
       <w:pPr>
@@ -7699,7 +7662,7 @@
           <w:szCs w:val="24"/>
         </w:rPr>
       </w:pPr>
-      <w:bookmarkStart w:id="13" w:name="_Toc232587831"/>
+      <w:bookmarkStart w:id="12" w:name="_Toc232587831"/>
       <w:r>
         <w:rPr>
           <w:rFonts w:asciiTheme="minorHAnsi" w:hAnsiTheme="minorHAnsi"/>
@@ -7710,7 +7673,7 @@
         </w:rPr>
         <w:t>Калькуляция</w:t>
       </w:r>
-      <w:bookmarkEnd w:id="13"/>
+      <w:bookmarkEnd w:id="12"/>
     </w:p>
     <w:p>
       <w:pPr>
@@ -8181,6 +8144,22 @@
         </w:rPr>
         <w:t>Далее приведен расчет рыночной стоимости восстановления.</w:t>
       </w:r>
+    </w:p>
+    <w:p>
+      <w:pPr>
+        <w:jc w:val="both"/>
+        <w:rPr>
+          <w:lang w:val="ru-RU"/>
+        </w:rPr>
+      </w:pPr>
+    </w:p>
+    <w:p>
+      <w:pPr>
+        <w:jc w:val="both"/>
+        <w:rPr>
+          <w:lang w:val="ru-RU"/>
+        </w:rPr>
+      </w:pPr>
     </w:p>
     <w:p>
       <w:pPr>
@@ -8197,7 +8176,7 @@
           <w:szCs w:val="24"/>
         </w:rPr>
       </w:pPr>
-      <w:bookmarkStart w:id="14" w:name="_Toc232587832"/>
+      <w:bookmarkStart w:id="13" w:name="_Toc232587832"/>
       <w:r>
         <w:rPr>
           <w:rFonts w:asciiTheme="minorHAnsi" w:hAnsiTheme="minorHAnsi"/>
@@ -8206,9 +8185,10 @@
           <w:sz w:val="24"/>
           <w:szCs w:val="24"/>
         </w:rPr>
+        <w:lastRenderedPageBreak/>
         <w:t>Смета на ремонт автомашины</w:t>
       </w:r>
-      <w:bookmarkEnd w:id="14"/>
+      <w:bookmarkEnd w:id="13"/>
     </w:p>
     <w:p>
       <w:pPr>
@@ -8278,7 +8258,6 @@
                 <w:bCs/>
                 <w:lang w:val="ru-RU"/>
               </w:rPr>
-              <w:lastRenderedPageBreak/>
               <w:t>№</w:t>
             </w:r>
           </w:p>
@@ -9341,7 +9320,7 @@
           <w:lang w:val="ru-RU"/>
         </w:rPr>
       </w:pPr>
-      <w:bookmarkStart w:id="15" w:name="_Hlk214793963"/>
+      <w:bookmarkStart w:id="14" w:name="_Hlk214793963"/>
       <w:r>
         <w:rPr>
           <w:rFonts w:cs="Arial"/>
@@ -11083,7 +11062,7 @@
               </wp:anchor>
             </w:drawing>
           </mc:Choice>
-          <mc:Fallback xmlns:cx="http://schemas.microsoft.com/office/drawing/2014/chartex" xmlns:cx1="http://schemas.microsoft.com/office/drawing/2015/9/8/chartex" xmlns:cx2="http://schemas.microsoft.com/office/drawing/2015/10/21/chartex" xmlns:cx3="http://schemas.microsoft.com/office/drawing/2016/5/9/chartex" xmlns:cx4="http://schemas.microsoft.com/office/drawing/2016/5/10/chartex" xmlns:cx5="http://schemas.microsoft.com/office/drawing/2016/5/11/chartex" xmlns:cx6="http://schemas.microsoft.com/office/drawing/2016/5/12/chartex" xmlns:cx7="http://schemas.microsoft.com/office/drawing/2016/5/13/chartex" xmlns:cx8="http://schemas.microsoft.com/office/drawing/2016/5/14/chartex" xmlns:aink="http://schemas.microsoft.com/office/drawing/2016/ink" xmlns:am3d="http://schemas.microsoft.com/office/drawing/2017/model3d" xmlns:oel="http://schemas.microsoft.com/office/2019/extlst" xmlns:w16cex="http://schemas.microsoft.com/office/word/2018/wordml/cex" xmlns:w16cid="http://schemas.microsoft.com/office/word/2016/wordml/cid" xmlns:w16="http://schemas.microsoft.com/office/word/2018/wordml" xmlns:w16du="http://schemas.microsoft.com/office/word/2023/wordml/word16du" xmlns:w16sdtdh="http://schemas.microsoft.com/office/word/2020/wordml/sdtdatahash" xmlns:w16sdtfl="http://schemas.microsoft.com/office/word/2024/wordml/sdtformatlock" xmlns:w16se="http://schemas.microsoft.com/office/word/2015/wordml/symex">
+          <mc:Fallback xmlns:w16se="http://schemas.microsoft.com/office/word/2015/wordml/symex" xmlns:w16sdtfl="http://schemas.microsoft.com/office/word/2024/wordml/sdtformatlock" xmlns:w16sdtdh="http://schemas.microsoft.com/office/word/2020/wordml/sdtdatahash" xmlns:w16du="http://schemas.microsoft.com/office/word/2023/wordml/word16du" xmlns:w16="http://schemas.microsoft.com/office/word/2018/wordml" xmlns:w16cid="http://schemas.microsoft.com/office/word/2016/wordml/cid" xmlns:w16cex="http://schemas.microsoft.com/office/word/2018/wordml/cex" xmlns:oel="http://schemas.microsoft.com/office/2019/extlst" xmlns:am3d="http://schemas.microsoft.com/office/drawing/2017/model3d" xmlns:aink="http://schemas.microsoft.com/office/drawing/2016/ink" xmlns:cx8="http://schemas.microsoft.com/office/drawing/2016/5/14/chartex" xmlns:cx7="http://schemas.microsoft.com/office/drawing/2016/5/13/chartex" xmlns:cx6="http://schemas.microsoft.com/office/drawing/2016/5/12/chartex" xmlns:cx5="http://schemas.microsoft.com/office/drawing/2016/5/11/chartex" xmlns:cx4="http://schemas.microsoft.com/office/drawing/2016/5/10/chartex" xmlns:cx3="http://schemas.microsoft.com/office/drawing/2016/5/9/chartex" xmlns:cx2="http://schemas.microsoft.com/office/drawing/2015/10/21/chartex" xmlns:cx1="http://schemas.microsoft.com/office/drawing/2015/9/8/chartex" xmlns:cx="http://schemas.microsoft.com/office/drawing/2014/chartex">
             <w:pict>
               <v:line w14:anchorId="6EDAF21F" id="Прямая соединительная линия 1018451489" o:spid="_x0000_s1026" style="position:absolute;z-index:-251632640;visibility:visible;mso-wrap-style:square;mso-width-percent:0;mso-height-percent:0;mso-wrap-distance-left:9pt;mso-wrap-distance-top:0;mso-wrap-distance-right:9pt;mso-wrap-distance-bottom:0;mso-position-horizontal:absolute;mso-position-horizontal-relative:text;mso-position-vertical:absolute;mso-position-vertical-relative:text;mso-width-percent:0;mso-height-percent:0;mso-width-relative:margin;mso-height-relative:margin" from="3.15pt,31.75pt" to="488.45pt,31.75pt" o:gfxdata="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" strokecolor="#4f81bd [3204]" strokeweight="2pt">
                 <v:stroke opacity="62965f"/>
@@ -11118,7 +11097,7 @@
         </w:rPr>
         <w:t>указана средняя стоимость материалов, источники конъюнктурного анализа: +996 708 707 332; +996 13 54 46; +996 550 98 77 01; +996 553 40 03 98</w:t>
       </w:r>
-      <w:bookmarkEnd w:id="15"/>
+      <w:bookmarkEnd w:id="14"/>
     </w:p>
     <w:p>
       <w:pPr>
@@ -11127,30 +11106,8 @@
           <w:lang w:val="ru-RU"/>
         </w:rPr>
       </w:pPr>
-    </w:p>
-    <w:p>
-      <w:pPr>
-        <w:rPr>
-          <w:rFonts w:cs="Arial"/>
-          <w:lang w:val="ru-RU"/>
-        </w:rPr>
-      </w:pPr>
-    </w:p>
-    <w:p>
-      <w:pPr>
-        <w:rPr>
-          <w:rFonts w:cs="Arial"/>
-          <w:lang w:val="ru-RU"/>
-        </w:rPr>
-      </w:pPr>
-    </w:p>
-    <w:p>
-      <w:pPr>
-        <w:rPr>
-          <w:rFonts w:cs="Arial"/>
-          <w:lang w:val="ru-RU"/>
-        </w:rPr>
-      </w:pPr>
+      <w:bookmarkStart w:id="15" w:name="_GoBack"/>
+      <w:bookmarkEnd w:id="15"/>
     </w:p>
     <w:p>
       <w:pPr>
@@ -11173,6 +11130,7 @@
           <w:sz w:val="24"/>
           <w:szCs w:val="24"/>
         </w:rPr>
+        <w:lastRenderedPageBreak/>
         <w:t>Согласование полученных результатов оценки</w:t>
       </w:r>
       <w:bookmarkEnd w:id="16"/>
@@ -12648,7 +12606,7 @@
                               <w:szCs w:val="28"/>
                               <w:lang w:val="ru-RU"/>
                             </w:rPr>
-                            <w:t>9</w:t>
+                            <w:t>2</w:t>
                           </w:r>
                           <w:r>
                             <w:rPr>
@@ -12725,7 +12683,7 @@
                         <w:szCs w:val="28"/>
                         <w:lang w:val="ru-RU"/>
                       </w:rPr>
-                      <w:t>9</w:t>
+                      <w:t>2</w:t>
                     </w:r>
                     <w:r>
                       <w:rPr>
@@ -12750,7 +12708,15 @@
         <w:szCs w:val="18"/>
         <w:lang w:val="ru-RU"/>
       </w:rPr>
-      <w:t xml:space="preserve">Отчет об оценке движимого имущества № </w:t>
+      <w:t xml:space="preserve">Отчет </w:t>
+    </w:r>
+    <w:r>
+      <w:rPr>
+        <w:sz w:val="18"/>
+        <w:szCs w:val="18"/>
+        <w:lang w:val="ru-RU"/>
+      </w:rPr>
+      <w:t>об оценке движимого имущества №</w:t>
     </w:r>
     <w:r>
       <w:rPr>
@@ -14153,6 +14119,119 @@
     </w:lvl>
   </w:abstractNum>
   <w:abstractNum w:abstractNumId="18">
+    <w:nsid w:val="44AC3469"/>
+    <w:multiLevelType w:val="hybridMultilevel"/>
+    <w:tmpl w:val="A5F63664"/>
+    <w:lvl w:ilvl="0" w:tplc="04190005">
+      <w:start w:val="1"/>
+      <w:numFmt w:val="bullet"/>
+      <w:lvlText w:val=""/>
+      <w:lvlJc w:val="left"/>
+      <w:pPr>
+        <w:ind w:left="720" w:hanging="360"/>
+      </w:pPr>
+      <w:rPr>
+        <w:rFonts w:ascii="Wingdings" w:hAnsi="Wingdings" w:hint="default"/>
+      </w:rPr>
+    </w:lvl>
+    <w:lvl w:ilvl="1" w:tplc="04190003" w:tentative="1">
+      <w:start w:val="1"/>
+      <w:numFmt w:val="bullet"/>
+      <w:lvlText w:val="o"/>
+      <w:lvlJc w:val="left"/>
+      <w:pPr>
+        <w:ind w:left="1440" w:hanging="360"/>
+      </w:pPr>
+      <w:rPr>
+        <w:rFonts w:ascii="Courier New" w:hAnsi="Courier New" w:cs="Courier New" w:hint="default"/>
+      </w:rPr>
+    </w:lvl>
+    <w:lvl w:ilvl="2" w:tplc="04190005" w:tentative="1">
+      <w:start w:val="1"/>
+      <w:numFmt w:val="bullet"/>
+      <w:lvlText w:val=""/>
+      <w:lvlJc w:val="left"/>
+      <w:pPr>
+        <w:ind w:left="2160" w:hanging="360"/>
+      </w:pPr>
+      <w:rPr>
+        <w:rFonts w:ascii="Wingdings" w:hAnsi="Wingdings" w:hint="default"/>
+      </w:rPr>
+    </w:lvl>
+    <w:lvl w:ilvl="3" w:tplc="04190001" w:tentative="1">
+      <w:start w:val="1"/>
+      <w:numFmt w:val="bullet"/>
+      <w:lvlText w:val=""/>
+      <w:lvlJc w:val="left"/>
+      <w:pPr>
+        <w:ind w:left="2880" w:hanging="360"/>
+      </w:pPr>
+      <w:rPr>
+        <w:rFonts w:ascii="Symbol" w:hAnsi="Symbol" w:hint="default"/>
+      </w:rPr>
+    </w:lvl>
+    <w:lvl w:ilvl="4" w:tplc="04190003" w:tentative="1">
+      <w:start w:val="1"/>
+      <w:numFmt w:val="bullet"/>
+      <w:lvlText w:val="o"/>
+      <w:lvlJc w:val="left"/>
+      <w:pPr>
+        <w:ind w:left="3600" w:hanging="360"/>
+      </w:pPr>
+      <w:rPr>
+        <w:rFonts w:ascii="Courier New" w:hAnsi="Courier New" w:cs="Courier New" w:hint="default"/>
+      </w:rPr>
+    </w:lvl>
+    <w:lvl w:ilvl="5" w:tplc="04190005" w:tentative="1">
+      <w:start w:val="1"/>
+      <w:numFmt w:val="bullet"/>
+      <w:lvlText w:val=""/>
+      <w:lvlJc w:val="left"/>
+      <w:pPr>
+        <w:ind w:left="4320" w:hanging="360"/>
+      </w:pPr>
+      <w:rPr>
+        <w:rFonts w:ascii="Wingdings" w:hAnsi="Wingdings" w:hint="default"/>
+      </w:rPr>
+    </w:lvl>
+    <w:lvl w:ilvl="6" w:tplc="04190001" w:tentative="1">
+      <w:start w:val="1"/>
+      <w:numFmt w:val="bullet"/>
+      <w:lvlText w:val=""/>
+      <w:lvlJc w:val="left"/>
+      <w:pPr>
+        <w:ind w:left="5040" w:hanging="360"/>
+      </w:pPr>
+      <w:rPr>
+        <w:rFonts w:ascii="Symbol" w:hAnsi="Symbol" w:hint="default"/>
+      </w:rPr>
+    </w:lvl>
+    <w:lvl w:ilvl="7" w:tplc="04190003" w:tentative="1">
+      <w:start w:val="1"/>
+      <w:numFmt w:val="bullet"/>
+      <w:lvlText w:val="o"/>
+      <w:lvlJc w:val="left"/>
+      <w:pPr>
+        <w:ind w:left="5760" w:hanging="360"/>
+      </w:pPr>
+      <w:rPr>
+        <w:rFonts w:ascii="Courier New" w:hAnsi="Courier New" w:cs="Courier New" w:hint="default"/>
+      </w:rPr>
+    </w:lvl>
+    <w:lvl w:ilvl="8" w:tplc="04190005" w:tentative="1">
+      <w:start w:val="1"/>
+      <w:numFmt w:val="bullet"/>
+      <w:lvlText w:val=""/>
+      <w:lvlJc w:val="left"/>
+      <w:pPr>
+        <w:ind w:left="6480" w:hanging="360"/>
+      </w:pPr>
+      <w:rPr>
+        <w:rFonts w:ascii="Wingdings" w:hAnsi="Wingdings" w:hint="default"/>
+      </w:rPr>
+    </w:lvl>
+  </w:abstractNum>
+  <w:abstractNum w:abstractNumId="19">
     <w:nsid w:val="44F35BEB"/>
     <w:multiLevelType w:val="multilevel"/>
     <w:tmpl w:val="D29C6C92"/>
@@ -14285,7 +14364,7 @@
       </w:rPr>
     </w:lvl>
   </w:abstractNum>
-  <w:abstractNum w:abstractNumId="19">
+  <w:abstractNum w:abstractNumId="20">
     <w:nsid w:val="46921511"/>
     <w:multiLevelType w:val="multilevel"/>
     <w:tmpl w:val="3EBE6BE6"/>
@@ -14408,7 +14487,7 @@
       </w:rPr>
     </w:lvl>
   </w:abstractNum>
-  <w:abstractNum w:abstractNumId="20">
+  <w:abstractNum w:abstractNumId="21">
     <w:nsid w:val="470E2F9B"/>
     <w:multiLevelType w:val="hybridMultilevel"/>
     <w:tmpl w:val="193EAF0E"/>
@@ -14521,7 +14600,7 @@
       </w:rPr>
     </w:lvl>
   </w:abstractNum>
-  <w:abstractNum w:abstractNumId="21">
+  <w:abstractNum w:abstractNumId="22">
     <w:nsid w:val="505047C4"/>
     <w:multiLevelType w:val="hybridMultilevel"/>
     <w:tmpl w:val="FFC4BD66"/>
@@ -14634,7 +14713,7 @@
       </w:rPr>
     </w:lvl>
   </w:abstractNum>
-  <w:abstractNum w:abstractNumId="22">
+  <w:abstractNum w:abstractNumId="23">
     <w:nsid w:val="55A0237B"/>
     <w:multiLevelType w:val="hybridMultilevel"/>
     <w:tmpl w:val="716CDD0A"/>
@@ -14723,7 +14802,7 @@
       </w:pPr>
     </w:lvl>
   </w:abstractNum>
-  <w:abstractNum w:abstractNumId="23">
+  <w:abstractNum w:abstractNumId="24">
     <w:nsid w:val="58091889"/>
     <w:multiLevelType w:val="hybridMultilevel"/>
     <w:tmpl w:val="F88E2AA2"/>
@@ -14836,7 +14915,7 @@
       </w:rPr>
     </w:lvl>
   </w:abstractNum>
-  <w:abstractNum w:abstractNumId="24">
+  <w:abstractNum w:abstractNumId="25">
     <w:nsid w:val="600C75C3"/>
     <w:multiLevelType w:val="hybridMultilevel"/>
     <w:tmpl w:val="6B1EDE8E"/>
@@ -14949,7 +15028,7 @@
       </w:rPr>
     </w:lvl>
   </w:abstractNum>
-  <w:abstractNum w:abstractNumId="25">
+  <w:abstractNum w:abstractNumId="26">
     <w:nsid w:val="609A3636"/>
     <w:multiLevelType w:val="multilevel"/>
     <w:tmpl w:val="C406BAF4"/>
@@ -15073,7 +15152,7 @@
       </w:rPr>
     </w:lvl>
   </w:abstractNum>
-  <w:abstractNum w:abstractNumId="26">
+  <w:abstractNum w:abstractNumId="27">
     <w:nsid w:val="6175134F"/>
     <w:multiLevelType w:val="hybridMultilevel"/>
     <w:tmpl w:val="03A6730A"/>
@@ -15186,7 +15265,7 @@
       </w:rPr>
     </w:lvl>
   </w:abstractNum>
-  <w:abstractNum w:abstractNumId="27">
+  <w:abstractNum w:abstractNumId="28">
     <w:nsid w:val="617E786B"/>
     <w:multiLevelType w:val="hybridMultilevel"/>
     <w:tmpl w:val="8574457E"/>
@@ -15299,7 +15378,7 @@
       </w:rPr>
     </w:lvl>
   </w:abstractNum>
-  <w:abstractNum w:abstractNumId="28">
+  <w:abstractNum w:abstractNumId="29">
     <w:nsid w:val="692337BA"/>
     <w:multiLevelType w:val="hybridMultilevel"/>
     <w:tmpl w:val="99E208B2"/>
@@ -15412,7 +15491,7 @@
       </w:rPr>
     </w:lvl>
   </w:abstractNum>
-  <w:abstractNum w:abstractNumId="29">
+  <w:abstractNum w:abstractNumId="30">
     <w:nsid w:val="6ADB18EA"/>
     <w:multiLevelType w:val="hybridMultilevel"/>
     <w:tmpl w:val="09DED164"/>
@@ -15525,7 +15604,7 @@
       </w:rPr>
     </w:lvl>
   </w:abstractNum>
-  <w:abstractNum w:abstractNumId="30">
+  <w:abstractNum w:abstractNumId="31">
     <w:nsid w:val="6E080B29"/>
     <w:multiLevelType w:val="multilevel"/>
     <w:tmpl w:val="04190025"/>
@@ -15620,7 +15699,7 @@
       </w:pPr>
     </w:lvl>
   </w:abstractNum>
-  <w:abstractNum w:abstractNumId="31">
+  <w:abstractNum w:abstractNumId="32">
     <w:nsid w:val="6EB608AB"/>
     <w:multiLevelType w:val="hybridMultilevel"/>
     <w:tmpl w:val="9288080C"/>
@@ -15733,7 +15812,7 @@
       </w:rPr>
     </w:lvl>
   </w:abstractNum>
-  <w:abstractNum w:abstractNumId="32">
+  <w:abstractNum w:abstractNumId="33">
     <w:nsid w:val="721E2C72"/>
     <w:multiLevelType w:val="hybridMultilevel"/>
     <w:tmpl w:val="9D1E2C24"/>
@@ -15819,7 +15898,7 @@
       </w:pPr>
     </w:lvl>
   </w:abstractNum>
-  <w:abstractNum w:abstractNumId="33">
+  <w:abstractNum w:abstractNumId="34">
     <w:nsid w:val="7A7D5AEF"/>
     <w:multiLevelType w:val="multilevel"/>
     <w:tmpl w:val="0419001F"/>
@@ -15905,7 +15984,7 @@
       </w:pPr>
     </w:lvl>
   </w:abstractNum>
-  <w:abstractNum w:abstractNumId="34">
+  <w:abstractNum w:abstractNumId="35">
     <w:nsid w:val="7C1055FD"/>
     <w:multiLevelType w:val="multilevel"/>
     <w:tmpl w:val="BA68E052"/>
@@ -16023,6 +16102,119 @@
       </w:pPr>
       <w:rPr>
         <w:rFonts w:hint="default"/>
+      </w:rPr>
+    </w:lvl>
+  </w:abstractNum>
+  <w:abstractNum w:abstractNumId="36">
+    <w:nsid w:val="7FA1189A"/>
+    <w:multiLevelType w:val="hybridMultilevel"/>
+    <w:tmpl w:val="118A4C9C"/>
+    <w:lvl w:ilvl="0" w:tplc="04190005">
+      <w:start w:val="1"/>
+      <w:numFmt w:val="bullet"/>
+      <w:lvlText w:val=""/>
+      <w:lvlJc w:val="left"/>
+      <w:pPr>
+        <w:ind w:left="720" w:hanging="360"/>
+      </w:pPr>
+      <w:rPr>
+        <w:rFonts w:ascii="Wingdings" w:hAnsi="Wingdings" w:hint="default"/>
+      </w:rPr>
+    </w:lvl>
+    <w:lvl w:ilvl="1" w:tplc="04190003" w:tentative="1">
+      <w:start w:val="1"/>
+      <w:numFmt w:val="bullet"/>
+      <w:lvlText w:val="o"/>
+      <w:lvlJc w:val="left"/>
+      <w:pPr>
+        <w:ind w:left="1440" w:hanging="360"/>
+      </w:pPr>
+      <w:rPr>
+        <w:rFonts w:ascii="Courier New" w:hAnsi="Courier New" w:cs="Courier New" w:hint="default"/>
+      </w:rPr>
+    </w:lvl>
+    <w:lvl w:ilvl="2" w:tplc="04190005" w:tentative="1">
+      <w:start w:val="1"/>
+      <w:numFmt w:val="bullet"/>
+      <w:lvlText w:val=""/>
+      <w:lvlJc w:val="left"/>
+      <w:pPr>
+        <w:ind w:left="2160" w:hanging="360"/>
+      </w:pPr>
+      <w:rPr>
+        <w:rFonts w:ascii="Wingdings" w:hAnsi="Wingdings" w:hint="default"/>
+      </w:rPr>
+    </w:lvl>
+    <w:lvl w:ilvl="3" w:tplc="04190001" w:tentative="1">
+      <w:start w:val="1"/>
+      <w:numFmt w:val="bullet"/>
+      <w:lvlText w:val=""/>
+      <w:lvlJc w:val="left"/>
+      <w:pPr>
+        <w:ind w:left="2880" w:hanging="360"/>
+      </w:pPr>
+      <w:rPr>
+        <w:rFonts w:ascii="Symbol" w:hAnsi="Symbol" w:hint="default"/>
+      </w:rPr>
+    </w:lvl>
+    <w:lvl w:ilvl="4" w:tplc="04190003" w:tentative="1">
+      <w:start w:val="1"/>
+      <w:numFmt w:val="bullet"/>
+      <w:lvlText w:val="o"/>
+      <w:lvlJc w:val="left"/>
+      <w:pPr>
+        <w:ind w:left="3600" w:hanging="360"/>
+      </w:pPr>
+      <w:rPr>
+        <w:rFonts w:ascii="Courier New" w:hAnsi="Courier New" w:cs="Courier New" w:hint="default"/>
+      </w:rPr>
+    </w:lvl>
+    <w:lvl w:ilvl="5" w:tplc="04190005" w:tentative="1">
+      <w:start w:val="1"/>
+      <w:numFmt w:val="bullet"/>
+      <w:lvlText w:val=""/>
+      <w:lvlJc w:val="left"/>
+      <w:pPr>
+        <w:ind w:left="4320" w:hanging="360"/>
+      </w:pPr>
+      <w:rPr>
+        <w:rFonts w:ascii="Wingdings" w:hAnsi="Wingdings" w:hint="default"/>
+      </w:rPr>
+    </w:lvl>
+    <w:lvl w:ilvl="6" w:tplc="04190001" w:tentative="1">
+      <w:start w:val="1"/>
+      <w:numFmt w:val="bullet"/>
+      <w:lvlText w:val=""/>
+      <w:lvlJc w:val="left"/>
+      <w:pPr>
+        <w:ind w:left="5040" w:hanging="360"/>
+      </w:pPr>
+      <w:rPr>
+        <w:rFonts w:ascii="Symbol" w:hAnsi="Symbol" w:hint="default"/>
+      </w:rPr>
+    </w:lvl>
+    <w:lvl w:ilvl="7" w:tplc="04190003" w:tentative="1">
+      <w:start w:val="1"/>
+      <w:numFmt w:val="bullet"/>
+      <w:lvlText w:val="o"/>
+      <w:lvlJc w:val="left"/>
+      <w:pPr>
+        <w:ind w:left="5760" w:hanging="360"/>
+      </w:pPr>
+      <w:rPr>
+        <w:rFonts w:ascii="Courier New" w:hAnsi="Courier New" w:cs="Courier New" w:hint="default"/>
+      </w:rPr>
+    </w:lvl>
+    <w:lvl w:ilvl="8" w:tplc="04190005" w:tentative="1">
+      <w:start w:val="1"/>
+      <w:numFmt w:val="bullet"/>
+      <w:lvlText w:val=""/>
+      <w:lvlJc w:val="left"/>
+      <w:pPr>
+        <w:ind w:left="6480" w:hanging="360"/>
+      </w:pPr>
+      <w:rPr>
+        <w:rFonts w:ascii="Wingdings" w:hAnsi="Wingdings" w:hint="default"/>
       </w:rPr>
     </w:lvl>
   </w:abstractNum>
@@ -16054,37 +16246,37 @@
     <w:abstractNumId w:val="0"/>
   </w:num>
   <w:num w:numId="10">
-    <w:abstractNumId w:val="19"/>
+    <w:abstractNumId w:val="20"/>
   </w:num>
   <w:num w:numId="11">
     <w:abstractNumId w:val="9"/>
   </w:num>
   <w:num w:numId="12">
-    <w:abstractNumId w:val="23"/>
+    <w:abstractNumId w:val="24"/>
   </w:num>
   <w:num w:numId="13">
+    <w:abstractNumId w:val="29"/>
+  </w:num>
+  <w:num w:numId="14">
     <w:abstractNumId w:val="28"/>
   </w:num>
-  <w:num w:numId="14">
-    <w:abstractNumId w:val="27"/>
-  </w:num>
   <w:num w:numId="15">
-    <w:abstractNumId w:val="25"/>
+    <w:abstractNumId w:val="26"/>
   </w:num>
   <w:num w:numId="16">
     <w:abstractNumId w:val="12"/>
   </w:num>
   <w:num w:numId="17">
-    <w:abstractNumId w:val="33"/>
+    <w:abstractNumId w:val="34"/>
   </w:num>
   <w:num w:numId="18">
-    <w:abstractNumId w:val="18"/>
+    <w:abstractNumId w:val="19"/>
   </w:num>
   <w:num w:numId="19">
-    <w:abstractNumId w:val="20"/>
+    <w:abstractNumId w:val="21"/>
   </w:num>
   <w:num w:numId="20">
-    <w:abstractNumId w:val="26"/>
+    <w:abstractNumId w:val="27"/>
   </w:num>
   <w:num w:numId="21">
     <w:abstractNumId w:val="10"/>
@@ -16093,10 +16285,10 @@
     <w:abstractNumId w:val="17"/>
   </w:num>
   <w:num w:numId="23">
-    <w:abstractNumId w:val="29"/>
+    <w:abstractNumId w:val="30"/>
   </w:num>
   <w:num w:numId="24">
-    <w:abstractNumId w:val="31"/>
+    <w:abstractNumId w:val="32"/>
   </w:num>
   <w:num w:numId="25">
     <w:abstractNumId w:val="13"/>
@@ -16108,28 +16300,34 @@
     <w:abstractNumId w:val="15"/>
   </w:num>
   <w:num w:numId="28">
-    <w:abstractNumId w:val="24"/>
+    <w:abstractNumId w:val="25"/>
   </w:num>
   <w:num w:numId="29">
     <w:abstractNumId w:val="16"/>
   </w:num>
   <w:num w:numId="30">
-    <w:abstractNumId w:val="21"/>
+    <w:abstractNumId w:val="22"/>
   </w:num>
   <w:num w:numId="31">
-    <w:abstractNumId w:val="22"/>
+    <w:abstractNumId w:val="23"/>
   </w:num>
   <w:num w:numId="32">
     <w:abstractNumId w:val="14"/>
   </w:num>
   <w:num w:numId="33">
-    <w:abstractNumId w:val="34"/>
+    <w:abstractNumId w:val="35"/>
   </w:num>
   <w:num w:numId="34">
-    <w:abstractNumId w:val="32"/>
+    <w:abstractNumId w:val="33"/>
   </w:num>
   <w:num w:numId="35">
-    <w:abstractNumId w:val="30"/>
+    <w:abstractNumId w:val="31"/>
+  </w:num>
+  <w:num w:numId="36">
+    <w:abstractNumId w:val="36"/>
+  </w:num>
+  <w:num w:numId="37">
+    <w:abstractNumId w:val="18"/>
   </w:num>
 </w:numbering>
 </file>
@@ -28687,13 +28885,13 @@
     <w:sig w:usb0="E00006FF" w:usb1="420024FF" w:usb2="02000000" w:usb3="00000000" w:csb0="0000019F" w:csb1="00000000"/>
   </w:font>
   <w:font w:name="MS Mincho">
-    <w:altName w:val="ＭＳ 明朝"/>
+    <w:altName w:val="MS Gothic"/>
     <w:panose1 w:val="02020609040205080304"/>
     <w:charset w:val="80"/>
     <w:family w:val="roman"/>
     <w:notTrueType/>
     <w:pitch w:val="fixed"/>
-    <w:sig w:usb0="00000001" w:usb1="08070000" w:usb2="00000010" w:usb3="00000000" w:csb0="00020000" w:csb1="00000000"/>
+    <w:sig w:usb0="00000000" w:usb1="08070000" w:usb2="00000010" w:usb3="00000000" w:csb0="00020000" w:csb1="00000000"/>
   </w:font>
   <w:font w:name="Calibri">
     <w:panose1 w:val="020F0502020204030204"/>
@@ -28720,11 +28918,10 @@
   </w:font>
   <w:font w:name="Segoe UI">
     <w:panose1 w:val="020B0502040204020203"/>
-    <w:charset w:val="00"/>
+    <w:charset w:val="CC"/>
     <w:family w:val="swiss"/>
-    <w:notTrueType/>
     <w:pitch w:val="variable"/>
-    <w:sig w:usb0="00000003" w:usb1="00000000" w:usb2="00000000" w:usb3="00000000" w:csb0="00000001" w:csb1="00000000"/>
+    <w:sig w:usb0="E4002EFF" w:usb1="C000E47F" w:usb2="00000009" w:usb3="00000000" w:csb0="000001FF" w:csb1="00000000"/>
   </w:font>
   <w:font w:name="Arial">
     <w:panose1 w:val="020B0604020202020204"/>
@@ -28776,6 +28973,7 @@
     <w:rsid w:val="000F59DF"/>
     <w:rsid w:val="001019E3"/>
     <w:rsid w:val="00105D8D"/>
+    <w:rsid w:val="0011090D"/>
     <w:rsid w:val="001113B0"/>
     <w:rsid w:val="0011436E"/>
     <w:rsid w:val="001147A2"/>
@@ -29819,7 +30017,7 @@
 </file>
 
 <file path=customXml/itemProps1.xml><?xml version="1.0" encoding="utf-8"?>
-<ds:datastoreItem xmlns:ds="http://schemas.openxmlformats.org/officeDocument/2006/customXml" ds:itemID="{33AF2FE7-1596-469A-90E6-6938C4FD31E6}">
+<ds:datastoreItem xmlns:ds="http://schemas.openxmlformats.org/officeDocument/2006/customXml" ds:itemID="{BDD2AB26-F943-42F6-A21A-B4061954DA90}">
   <ds:schemaRefs>
     <ds:schemaRef ds:uri="http://schemas.openxmlformats.org/officeDocument/2006/bibliography"/>
   </ds:schemaRefs>
